--- a/contracts/PECH_HACKATHON_RULES_AND_GUIDELINES.docx
+++ b/contracts/PECH_HACKATHON_RULES_AND_GUIDELINES.docx
@@ -4,6 +4,62 @@
   <w:body>
     <w:p>
       <w:pPr>
+        <w:pBdr>
+          <w:top w:val="single" w:sz="12" w:space="1" w:color="00BFFF"/>
+          <w:bottom w:val="single" w:sz="36" w:space="0" w:color="F5A623"/>
+        </w:pBdr>
+        <w:spacing w:before="0" w:after="240"/>
+      </w:pPr>
+    </w:p>
+    <w:p>
+      <w:pPr>
+        <w:pBdr>
+          <w:bottom w:val="single" w:sz="6" w:space="1" w:color="00BFFF"/>
+        </w:pBdr>
+        <w:spacing w:before="0" w:after="120"/>
+      </w:pPr>
+    </w:p>
+    <w:p>
+      <w:pPr>
+        <w:jc w:val="center"/>
+        <w:spacing w:before="0" w:after="60"/>
+      </w:pPr>
+      <w:r>
+        <w:rPr>
+          <w:i/>
+          <w:color w:val="E08A00"/>
+          <w:sz w:val="18"/>
+          <w:szCs w:val="18"/>
+        </w:rPr>
+        <w:t>Technology &amp; Infrastructure Enablers for Africa</w:t>
+      </w:r>
+    </w:p>
+    <w:p>
+      <w:pPr>
+        <w:jc w:val="center"/>
+        <w:spacing w:before="200" w:after="40"/>
+      </w:pPr>
+      <w:r>
+        <w:rPr>
+          <w:b/>
+          <w:color w:val="0099CC"/>
+          <w:sz w:val="28"/>
+          <w:szCs w:val="28"/>
+        </w:rPr>
+        <w:t>PECH GROUP HOLDINGS LTD</w:t>
+      </w:r>
+    </w:p>
+    <w:p>
+      <w:pPr>
+        <w:pBdr>
+          <w:top w:val="single" w:sz="36" w:space="0" w:color="F5A623"/>
+          <w:bottom w:val="single" w:sz="12" w:space="1" w:color="00BFFF"/>
+        </w:pBdr>
+        <w:spacing w:after="0"/>
+      </w:pPr>
+    </w:p>
+    <w:p>
+      <w:pPr>
         <w:pStyle w:val="Title"/>
       </w:pPr>
       <w:r>
@@ -58,8 +114,19 @@
     <w:p>
       <w:pPr>
         <w:pStyle w:val="Heading1"/>
-      </w:pPr>
-      <w:r>
+        <w:rPr>
+          <w:color w:val="0099CC"/>
+        </w:rPr>
+        <w:pBdr>
+          <w:bottom w:val="single" w:sz="18" w:space="2" w:color="F5A623"/>
+        </w:pBdr>
+      </w:pPr>
+      <w:r>
+        <w:rPr>
+          <w:b/>
+          <w:color w:val="0099CC"/>
+          <w:sz w:val="44"/>
+        </w:rPr>
         <w:t xml:space="preserve">PECH GROUP HOLDINGS LTD</w:t>
       </w:r>
     </w:p>
@@ -105,9 +172,29 @@
     <w:bookmarkStart w:id="21" w:name="welcome-to-the-pech-hackathon"/>
     <w:p>
       <w:pPr>
+        <w:pBdr>
+          <w:top w:val="single" w:sz="18" w:space="1" w:color="F5A623"/>
+          <w:bottom w:val="single" w:sz="6" w:space="1" w:color="0099CC"/>
+        </w:pBdr>
+        <w:spacing w:before="200" w:after="200"/>
+      </w:pPr>
+    </w:p>
+    <w:p>
+      <w:pPr>
         <w:pStyle w:val="Heading2"/>
-      </w:pPr>
-      <w:r>
+        <w:rPr>
+          <w:color w:val="0099CC"/>
+        </w:rPr>
+        <w:pBdr>
+          <w:bottom w:val="single" w:sz="6" w:space="2" w:color="00BFFF"/>
+        </w:pBdr>
+      </w:pPr>
+      <w:r>
+        <w:rPr>
+          <w:b/>
+          <w:color w:val="0099CC"/>
+          <w:sz w:val="32"/>
+        </w:rPr>
         <w:t xml:space="preserve">WELCOME TO THE PECH HACKATHON</w:t>
       </w:r>
     </w:p>
@@ -148,9 +235,29 @@
     <w:bookmarkStart w:id="22" w:name="eligibility"/>
     <w:p>
       <w:pPr>
+        <w:pBdr>
+          <w:top w:val="single" w:sz="18" w:space="1" w:color="F5A623"/>
+          <w:bottom w:val="single" w:sz="6" w:space="1" w:color="0099CC"/>
+        </w:pBdr>
+        <w:spacing w:before="200" w:after="200"/>
+      </w:pPr>
+    </w:p>
+    <w:p>
+      <w:pPr>
         <w:pStyle w:val="Heading2"/>
-      </w:pPr>
-      <w:r>
+        <w:rPr>
+          <w:color w:val="0099CC"/>
+        </w:rPr>
+        <w:pBdr>
+          <w:bottom w:val="single" w:sz="6" w:space="2" w:color="00BFFF"/>
+        </w:pBdr>
+      </w:pPr>
+      <w:r>
+        <w:rPr>
+          <w:b/>
+          <w:color w:val="0099CC"/>
+          <w:sz w:val="32"/>
+        </w:rPr>
         <w:t xml:space="preserve">1. ELIGIBILITY</w:t>
       </w:r>
     </w:p>
@@ -374,9 +481,29 @@
     <w:bookmarkStart w:id="28" w:name="hackathon-tracks-and-categories"/>
     <w:p>
       <w:pPr>
+        <w:pBdr>
+          <w:top w:val="single" w:sz="18" w:space="1" w:color="F5A623"/>
+          <w:bottom w:val="single" w:sz="6" w:space="1" w:color="0099CC"/>
+        </w:pBdr>
+        <w:spacing w:before="200" w:after="200"/>
+      </w:pPr>
+    </w:p>
+    <w:p>
+      <w:pPr>
         <w:pStyle w:val="Heading2"/>
-      </w:pPr>
-      <w:r>
+        <w:rPr>
+          <w:color w:val="0099CC"/>
+        </w:rPr>
+        <w:pBdr>
+          <w:bottom w:val="single" w:sz="6" w:space="2" w:color="00BFFF"/>
+        </w:pBdr>
+      </w:pPr>
+      <w:r>
+        <w:rPr>
+          <w:b/>
+          <w:color w:val="0099CC"/>
+          <w:sz w:val="32"/>
+        </w:rPr>
         <w:t xml:space="preserve">2. HACKATHON TRACKS AND CATEGORIES</w:t>
       </w:r>
     </w:p>
@@ -392,8 +519,16 @@
     <w:p>
       <w:pPr>
         <w:pStyle w:val="Heading3"/>
-      </w:pPr>
-      <w:r>
+        <w:rPr>
+          <w:color w:val="E08A00"/>
+        </w:rPr>
+      </w:pPr>
+      <w:r>
+        <w:rPr>
+          <w:b/>
+          <w:color w:val="E08A00"/>
+          <w:sz w:val="26"/>
+        </w:rPr>
         <w:t xml:space="preserve">Track 1: IoT and Smart Devices</w:t>
       </w:r>
     </w:p>
@@ -410,8 +545,16 @@
     <w:p>
       <w:pPr>
         <w:pStyle w:val="Heading3"/>
-      </w:pPr>
-      <w:r>
+        <w:rPr>
+          <w:color w:val="E08A00"/>
+        </w:rPr>
+      </w:pPr>
+      <w:r>
+        <w:rPr>
+          <w:b/>
+          <w:color w:val="E08A00"/>
+          <w:sz w:val="26"/>
+        </w:rPr>
         <w:t xml:space="preserve">Track 2: Marketplace and Commerce</w:t>
       </w:r>
     </w:p>
@@ -428,8 +571,16 @@
     <w:p>
       <w:pPr>
         <w:pStyle w:val="Heading3"/>
-      </w:pPr>
-      <w:r>
+        <w:rPr>
+          <w:color w:val="E08A00"/>
+        </w:rPr>
+      </w:pPr>
+      <w:r>
+        <w:rPr>
+          <w:b/>
+          <w:color w:val="E08A00"/>
+          <w:sz w:val="26"/>
+        </w:rPr>
         <w:t xml:space="preserve">Track 3: Logistics and Delivery</w:t>
       </w:r>
     </w:p>
@@ -446,8 +597,16 @@
     <w:p>
       <w:pPr>
         <w:pStyle w:val="Heading3"/>
-      </w:pPr>
-      <w:r>
+        <w:rPr>
+          <w:color w:val="E08A00"/>
+        </w:rPr>
+      </w:pPr>
+      <w:r>
+        <w:rPr>
+          <w:b/>
+          <w:color w:val="E08A00"/>
+          <w:sz w:val="26"/>
+        </w:rPr>
         <w:t xml:space="preserve">Track 4: Creator and Content</w:t>
       </w:r>
     </w:p>
@@ -464,8 +623,16 @@
     <w:p>
       <w:pPr>
         <w:pStyle w:val="Heading3"/>
-      </w:pPr>
-      <w:r>
+        <w:rPr>
+          <w:color w:val="E08A00"/>
+        </w:rPr>
+      </w:pPr>
+      <w:r>
+        <w:rPr>
+          <w:b/>
+          <w:color w:val="E08A00"/>
+          <w:sz w:val="26"/>
+        </w:rPr>
         <w:t xml:space="preserve">Track 5: Open Innovation</w:t>
       </w:r>
     </w:p>
@@ -489,9 +656,29 @@
     <w:bookmarkStart w:id="32" w:name="prizes-and-benefits"/>
     <w:p>
       <w:pPr>
+        <w:pBdr>
+          <w:top w:val="single" w:sz="18" w:space="1" w:color="F5A623"/>
+          <w:bottom w:val="single" w:sz="6" w:space="1" w:color="0099CC"/>
+        </w:pBdr>
+        <w:spacing w:before="200" w:after="200"/>
+      </w:pPr>
+    </w:p>
+    <w:p>
+      <w:pPr>
         <w:pStyle w:val="Heading2"/>
-      </w:pPr>
-      <w:r>
+        <w:rPr>
+          <w:color w:val="0099CC"/>
+        </w:rPr>
+        <w:pBdr>
+          <w:bottom w:val="single" w:sz="6" w:space="2" w:color="00BFFF"/>
+        </w:pBdr>
+      </w:pPr>
+      <w:r>
+        <w:rPr>
+          <w:b/>
+          <w:color w:val="0099CC"/>
+          <w:sz w:val="32"/>
+        </w:rPr>
         <w:t xml:space="preserve">3. PRIZES AND BENEFITS</w:t>
       </w:r>
     </w:p>
@@ -499,8 +686,16 @@
     <w:p>
       <w:pPr>
         <w:pStyle w:val="Heading3"/>
-      </w:pPr>
-      <w:r>
+        <w:rPr>
+          <w:color w:val="E08A00"/>
+        </w:rPr>
+      </w:pPr>
+      <w:r>
+        <w:rPr>
+          <w:b/>
+          <w:color w:val="E08A00"/>
+          <w:sz w:val="26"/>
+        </w:rPr>
         <w:t xml:space="preserve">Monetary Rewards (When Applicable)</w:t>
       </w:r>
     </w:p>
@@ -510,6 +705,14 @@
         <w:tblW w:type="pct" w:w="5000"/>
         <w:tblLook w:firstRow="1" w:lastRow="0" w:firstColumn="0" w:lastColumn="0" w:noHBand="0" w:noVBand="0" w:val="0020"/>
         <w:jc w:val="start"/>
+        <w:tblBorders>
+          <w:top w:val="single" w:sz="4" w:space="0" w:color="B0D4E8"/>
+          <w:left w:val="single" w:sz="4" w:space="0" w:color="B0D4E8"/>
+          <w:bottom w:val="single" w:sz="4" w:space="0" w:color="B0D4E8"/>
+          <w:right w:val="single" w:sz="4" w:space="0" w:color="B0D4E8"/>
+          <w:insideH w:val="single" w:sz="4" w:space="0" w:color="B0D4E8"/>
+          <w:insideV w:val="single" w:sz="4" w:space="0" w:color="B0D4E8"/>
+        </w:tblBorders>
       </w:tblPr>
       <w:tblGrid>
         <w:gridCol w:w="1523"/>
@@ -522,49 +725,77 @@
           <w:tblHeader w:val="true"/>
         </w:trPr>
         <w:tc>
-          <w:tcPr/>
-          <w:p>
-            <w:pPr>
-              <w:pStyle w:val="Compact"/>
-              <w:jc w:val="left"/>
-            </w:pPr>
-            <w:r>
+          <w:tcPr>
+            <w:shd w:fill="0099CC" w:val="clear"/>
+          </w:tcPr>
+          <w:p>
+            <w:pPr>
+              <w:pStyle w:val="Compact"/>
+              <w:jc w:val="left"/>
+            </w:pPr>
+            <w:r>
+              <w:rPr>
+                <w:b/>
+                <w:color w:val="FFFFFF"/>
+                <w:sz w:val="20"/>
+              </w:rPr>
               <w:t xml:space="preserve">Position</w:t>
             </w:r>
           </w:p>
         </w:tc>
         <w:tc>
-          <w:tcPr/>
-          <w:p>
-            <w:pPr>
-              <w:pStyle w:val="Compact"/>
-              <w:jc w:val="left"/>
-            </w:pPr>
-            <w:r>
+          <w:tcPr>
+            <w:shd w:fill="0099CC" w:val="clear"/>
+          </w:tcPr>
+          <w:p>
+            <w:pPr>
+              <w:pStyle w:val="Compact"/>
+              <w:jc w:val="left"/>
+            </w:pPr>
+            <w:r>
+              <w:rPr>
+                <w:b/>
+                <w:color w:val="FFFFFF"/>
+                <w:sz w:val="20"/>
+              </w:rPr>
               <w:t xml:space="preserve">Cash Prize</w:t>
             </w:r>
           </w:p>
         </w:tc>
         <w:tc>
-          <w:tcPr/>
-          <w:p>
-            <w:pPr>
-              <w:pStyle w:val="Compact"/>
-              <w:jc w:val="left"/>
-            </w:pPr>
-            <w:r>
+          <w:tcPr>
+            <w:shd w:fill="0099CC" w:val="clear"/>
+          </w:tcPr>
+          <w:p>
+            <w:pPr>
+              <w:pStyle w:val="Compact"/>
+              <w:jc w:val="left"/>
+            </w:pPr>
+            <w:r>
+              <w:rPr>
+                <w:b/>
+                <w:color w:val="FFFFFF"/>
+                <w:sz w:val="20"/>
+              </w:rPr>
               <w:t xml:space="preserve">API Access</w:t>
             </w:r>
           </w:p>
         </w:tc>
         <w:tc>
-          <w:tcPr/>
-          <w:p>
-            <w:pPr>
-              <w:pStyle w:val="Compact"/>
-              <w:jc w:val="left"/>
-            </w:pPr>
-            <w:r>
+          <w:tcPr>
+            <w:shd w:fill="0099CC" w:val="clear"/>
+          </w:tcPr>
+          <w:p>
+            <w:pPr>
+              <w:pStyle w:val="Compact"/>
+              <w:jc w:val="left"/>
+            </w:pPr>
+            <w:r>
+              <w:rPr>
+                <w:b/>
+                <w:color w:val="FFFFFF"/>
+                <w:sz w:val="20"/>
+              </w:rPr>
               <w:t xml:space="preserve">Additional Benefits</w:t>
             </w:r>
           </w:p>
@@ -572,7 +803,9 @@
       </w:tr>
       <w:tr>
         <w:tc>
-          <w:tcPr/>
+          <w:tcPr>
+            <w:shd w:fill="FFFFFF" w:val="clear"/>
+          </w:tcPr>
           <w:p>
             <w:pPr>
               <w:pStyle w:val="Compact"/>
@@ -582,43 +815,63 @@
               <w:rPr>
                 <w:bCs/>
                 <w:b/>
+                <w:color w:val="1A1A1A"/>
+                <w:sz w:val="19"/>
               </w:rPr>
               <w:t xml:space="preserve">1st Place (Grand Prize)</w:t>
             </w:r>
           </w:p>
         </w:tc>
         <w:tc>
-          <w:tcPr/>
-          <w:p>
-            <w:pPr>
-              <w:pStyle w:val="Compact"/>
-              <w:jc w:val="left"/>
-            </w:pPr>
-            <w:r>
+          <w:tcPr>
+            <w:shd w:fill="FFFFFF" w:val="clear"/>
+          </w:tcPr>
+          <w:p>
+            <w:pPr>
+              <w:pStyle w:val="Compact"/>
+              <w:jc w:val="left"/>
+            </w:pPr>
+            <w:r>
+              <w:rPr>
+                <w:color w:val="1A1A1A"/>
+                <w:sz w:val="19"/>
+              </w:rPr>
               <w:t xml:space="preserve">[Amount TBD per hackathon budget]</w:t>
             </w:r>
           </w:p>
         </w:tc>
         <w:tc>
-          <w:tcPr/>
-          <w:p>
-            <w:pPr>
-              <w:pStyle w:val="Compact"/>
-              <w:jc w:val="left"/>
-            </w:pPr>
-            <w:r>
+          <w:tcPr>
+            <w:shd w:fill="FFFFFF" w:val="clear"/>
+          </w:tcPr>
+          <w:p>
+            <w:pPr>
+              <w:pStyle w:val="Compact"/>
+              <w:jc w:val="left"/>
+            </w:pPr>
+            <w:r>
+              <w:rPr>
+                <w:color w:val="1A1A1A"/>
+                <w:sz w:val="19"/>
+              </w:rPr>
               <w:t xml:space="preserve">12-month free premium API access</w:t>
             </w:r>
           </w:p>
         </w:tc>
         <w:tc>
-          <w:tcPr/>
-          <w:p>
-            <w:pPr>
-              <w:pStyle w:val="Compact"/>
-              <w:jc w:val="left"/>
-            </w:pPr>
-            <w:r>
+          <w:tcPr>
+            <w:shd w:fill="FFFFFF" w:val="clear"/>
+          </w:tcPr>
+          <w:p>
+            <w:pPr>
+              <w:pStyle w:val="Compact"/>
+              <w:jc w:val="left"/>
+            </w:pPr>
+            <w:r>
+              <w:rPr>
+                <w:color w:val="1A1A1A"/>
+                <w:sz w:val="19"/>
+              </w:rPr>
               <w:t xml:space="preserve">Featured app listing on PECH platform + PECH incubation opportunity + trophy/plaque</w:t>
             </w:r>
           </w:p>
@@ -626,7 +879,9 @@
       </w:tr>
       <w:tr>
         <w:tc>
-          <w:tcPr/>
+          <w:tcPr>
+            <w:shd w:fill="E8F8FF" w:val="clear"/>
+          </w:tcPr>
           <w:p>
             <w:pPr>
               <w:pStyle w:val="Compact"/>
@@ -636,43 +891,63 @@
               <w:rPr>
                 <w:bCs/>
                 <w:b/>
+                <w:color w:val="1A1A1A"/>
+                <w:sz w:val="19"/>
               </w:rPr>
               <w:t xml:space="preserve">2nd Place (First Runner-Up)</w:t>
             </w:r>
           </w:p>
         </w:tc>
         <w:tc>
-          <w:tcPr/>
-          <w:p>
-            <w:pPr>
-              <w:pStyle w:val="Compact"/>
-              <w:jc w:val="left"/>
-            </w:pPr>
-            <w:r>
+          <w:tcPr>
+            <w:shd w:fill="E8F8FF" w:val="clear"/>
+          </w:tcPr>
+          <w:p>
+            <w:pPr>
+              <w:pStyle w:val="Compact"/>
+              <w:jc w:val="left"/>
+            </w:pPr>
+            <w:r>
+              <w:rPr>
+                <w:color w:val="1A1A1A"/>
+                <w:sz w:val="19"/>
+              </w:rPr>
               <w:t xml:space="preserve">[Amount TBD]</w:t>
             </w:r>
           </w:p>
         </w:tc>
         <w:tc>
-          <w:tcPr/>
-          <w:p>
-            <w:pPr>
-              <w:pStyle w:val="Compact"/>
-              <w:jc w:val="left"/>
-            </w:pPr>
-            <w:r>
+          <w:tcPr>
+            <w:shd w:fill="E8F8FF" w:val="clear"/>
+          </w:tcPr>
+          <w:p>
+            <w:pPr>
+              <w:pStyle w:val="Compact"/>
+              <w:jc w:val="left"/>
+            </w:pPr>
+            <w:r>
+              <w:rPr>
+                <w:color w:val="1A1A1A"/>
+                <w:sz w:val="19"/>
+              </w:rPr>
               <w:t xml:space="preserve">9-month free premium API access</w:t>
             </w:r>
           </w:p>
         </w:tc>
         <w:tc>
-          <w:tcPr/>
-          <w:p>
-            <w:pPr>
-              <w:pStyle w:val="Compact"/>
-              <w:jc w:val="left"/>
-            </w:pPr>
-            <w:r>
+          <w:tcPr>
+            <w:shd w:fill="E8F8FF" w:val="clear"/>
+          </w:tcPr>
+          <w:p>
+            <w:pPr>
+              <w:pStyle w:val="Compact"/>
+              <w:jc w:val="left"/>
+            </w:pPr>
+            <w:r>
+              <w:rPr>
+                <w:color w:val="1A1A1A"/>
+                <w:sz w:val="19"/>
+              </w:rPr>
               <w:t xml:space="preserve">Mentorship sessions with PECH leadership + featured developer spotlight</w:t>
             </w:r>
           </w:p>
@@ -680,7 +955,9 @@
       </w:tr>
       <w:tr>
         <w:tc>
-          <w:tcPr/>
+          <w:tcPr>
+            <w:shd w:fill="FFFFFF" w:val="clear"/>
+          </w:tcPr>
           <w:p>
             <w:pPr>
               <w:pStyle w:val="Compact"/>
@@ -690,43 +967,63 @@
               <w:rPr>
                 <w:bCs/>
                 <w:b/>
+                <w:color w:val="1A1A1A"/>
+                <w:sz w:val="19"/>
               </w:rPr>
               <w:t xml:space="preserve">3rd Place (Second Runner-Up)</w:t>
             </w:r>
           </w:p>
         </w:tc>
         <w:tc>
-          <w:tcPr/>
-          <w:p>
-            <w:pPr>
-              <w:pStyle w:val="Compact"/>
-              <w:jc w:val="left"/>
-            </w:pPr>
-            <w:r>
+          <w:tcPr>
+            <w:shd w:fill="FFFFFF" w:val="clear"/>
+          </w:tcPr>
+          <w:p>
+            <w:pPr>
+              <w:pStyle w:val="Compact"/>
+              <w:jc w:val="left"/>
+            </w:pPr>
+            <w:r>
+              <w:rPr>
+                <w:color w:val="1A1A1A"/>
+                <w:sz w:val="19"/>
+              </w:rPr>
               <w:t xml:space="preserve">[Amount TBD]</w:t>
             </w:r>
           </w:p>
         </w:tc>
         <w:tc>
-          <w:tcPr/>
-          <w:p>
-            <w:pPr>
-              <w:pStyle w:val="Compact"/>
-              <w:jc w:val="left"/>
-            </w:pPr>
-            <w:r>
+          <w:tcPr>
+            <w:shd w:fill="FFFFFF" w:val="clear"/>
+          </w:tcPr>
+          <w:p>
+            <w:pPr>
+              <w:pStyle w:val="Compact"/>
+              <w:jc w:val="left"/>
+            </w:pPr>
+            <w:r>
+              <w:rPr>
+                <w:color w:val="1A1A1A"/>
+                <w:sz w:val="19"/>
+              </w:rPr>
               <w:t xml:space="preserve">6-month free premium API access</w:t>
             </w:r>
           </w:p>
         </w:tc>
         <w:tc>
-          <w:tcPr/>
-          <w:p>
-            <w:pPr>
-              <w:pStyle w:val="Compact"/>
-              <w:jc w:val="left"/>
-            </w:pPr>
-            <w:r>
+          <w:tcPr>
+            <w:shd w:fill="FFFFFF" w:val="clear"/>
+          </w:tcPr>
+          <w:p>
+            <w:pPr>
+              <w:pStyle w:val="Compact"/>
+              <w:jc w:val="left"/>
+            </w:pPr>
+            <w:r>
+              <w:rPr>
+                <w:color w:val="1A1A1A"/>
+                <w:sz w:val="19"/>
+              </w:rPr>
               <w:t xml:space="preserve">Mentorship sessions + PECH developer program fast-track</w:t>
             </w:r>
           </w:p>
@@ -734,7 +1031,9 @@
       </w:tr>
       <w:tr>
         <w:tc>
-          <w:tcPr/>
+          <w:tcPr>
+            <w:shd w:fill="E8F8FF" w:val="clear"/>
+          </w:tcPr>
           <w:p>
             <w:pPr>
               <w:pStyle w:val="Compact"/>
@@ -744,43 +1043,63 @@
               <w:rPr>
                 <w:bCs/>
                 <w:b/>
+                <w:color w:val="1A1A1A"/>
+                <w:sz w:val="19"/>
               </w:rPr>
               <w:t xml:space="preserve">Track Winners (per category)</w:t>
             </w:r>
           </w:p>
         </w:tc>
         <w:tc>
-          <w:tcPr/>
-          <w:p>
-            <w:pPr>
-              <w:pStyle w:val="Compact"/>
-              <w:jc w:val="left"/>
-            </w:pPr>
-            <w:r>
+          <w:tcPr>
+            <w:shd w:fill="E8F8FF" w:val="clear"/>
+          </w:tcPr>
+          <w:p>
+            <w:pPr>
+              <w:pStyle w:val="Compact"/>
+              <w:jc w:val="left"/>
+            </w:pPr>
+            <w:r>
+              <w:rPr>
+                <w:color w:val="1A1A1A"/>
+                <w:sz w:val="19"/>
+              </w:rPr>
               <w:t xml:space="preserve">[Amount TBD]</w:t>
             </w:r>
           </w:p>
         </w:tc>
         <w:tc>
-          <w:tcPr/>
-          <w:p>
-            <w:pPr>
-              <w:pStyle w:val="Compact"/>
-              <w:jc w:val="left"/>
-            </w:pPr>
-            <w:r>
+          <w:tcPr>
+            <w:shd w:fill="E8F8FF" w:val="clear"/>
+          </w:tcPr>
+          <w:p>
+            <w:pPr>
+              <w:pStyle w:val="Compact"/>
+              <w:jc w:val="left"/>
+            </w:pPr>
+            <w:r>
+              <w:rPr>
+                <w:color w:val="1A1A1A"/>
+                <w:sz w:val="19"/>
+              </w:rPr>
               <w:t xml:space="preserve">6-month free API access</w:t>
             </w:r>
           </w:p>
         </w:tc>
         <w:tc>
-          <w:tcPr/>
-          <w:p>
-            <w:pPr>
-              <w:pStyle w:val="Compact"/>
-              <w:jc w:val="left"/>
-            </w:pPr>
-            <w:r>
+          <w:tcPr>
+            <w:shd w:fill="E8F8FF" w:val="clear"/>
+          </w:tcPr>
+          <w:p>
+            <w:pPr>
+              <w:pStyle w:val="Compact"/>
+              <w:jc w:val="left"/>
+            </w:pPr>
+            <w:r>
+              <w:rPr>
+                <w:color w:val="1A1A1A"/>
+                <w:sz w:val="19"/>
+              </w:rPr>
               <w:t xml:space="preserve">Certificates + PECH community recognition</w:t>
             </w:r>
           </w:p>
@@ -792,8 +1111,16 @@
     <w:p>
       <w:pPr>
         <w:pStyle w:val="Heading3"/>
-      </w:pPr>
-      <w:r>
+        <w:rPr>
+          <w:color w:val="E08A00"/>
+        </w:rPr>
+      </w:pPr>
+      <w:r>
+        <w:rPr>
+          <w:b/>
+          <w:color w:val="E08A00"/>
+          <w:sz w:val="26"/>
+        </w:rPr>
         <w:t xml:space="preserve">Special Awards (With Monetary Bonus When Applicable)</w:t>
       </w:r>
     </w:p>
@@ -803,6 +1130,14 @@
         <w:tblW w:type="pct" w:w="5000"/>
         <w:tblLook w:firstRow="1" w:lastRow="0" w:firstColumn="0" w:lastColumn="0" w:noHBand="0" w:noVBand="0" w:val="0020"/>
         <w:jc w:val="start"/>
+        <w:tblBorders>
+          <w:top w:val="single" w:sz="4" w:space="0" w:color="B0D4E8"/>
+          <w:left w:val="single" w:sz="4" w:space="0" w:color="B0D4E8"/>
+          <w:bottom w:val="single" w:sz="4" w:space="0" w:color="B0D4E8"/>
+          <w:right w:val="single" w:sz="4" w:space="0" w:color="B0D4E8"/>
+          <w:insideH w:val="single" w:sz="4" w:space="0" w:color="B0D4E8"/>
+          <w:insideV w:val="single" w:sz="4" w:space="0" w:color="B0D4E8"/>
+        </w:tblBorders>
       </w:tblPr>
       <w:tblGrid>
         <w:gridCol w:w="3465"/>
@@ -813,25 +1148,39 @@
           <w:tblHeader w:val="true"/>
         </w:trPr>
         <w:tc>
-          <w:tcPr/>
-          <w:p>
-            <w:pPr>
-              <w:pStyle w:val="Compact"/>
-              <w:jc w:val="left"/>
-            </w:pPr>
-            <w:r>
+          <w:tcPr>
+            <w:shd w:fill="0099CC" w:val="clear"/>
+          </w:tcPr>
+          <w:p>
+            <w:pPr>
+              <w:pStyle w:val="Compact"/>
+              <w:jc w:val="left"/>
+            </w:pPr>
+            <w:r>
+              <w:rPr>
+                <w:b/>
+                <w:color w:val="FFFFFF"/>
+                <w:sz w:val="20"/>
+              </w:rPr>
               <w:t xml:space="preserve">Award</w:t>
             </w:r>
           </w:p>
         </w:tc>
         <w:tc>
-          <w:tcPr/>
-          <w:p>
-            <w:pPr>
-              <w:pStyle w:val="Compact"/>
-              <w:jc w:val="left"/>
-            </w:pPr>
-            <w:r>
+          <w:tcPr>
+            <w:shd w:fill="0099CC" w:val="clear"/>
+          </w:tcPr>
+          <w:p>
+            <w:pPr>
+              <w:pStyle w:val="Compact"/>
+              <w:jc w:val="left"/>
+            </w:pPr>
+            <w:r>
+              <w:rPr>
+                <w:b/>
+                <w:color w:val="FFFFFF"/>
+                <w:sz w:val="20"/>
+              </w:rPr>
               <w:t xml:space="preserve">Criteria</w:t>
             </w:r>
           </w:p>
@@ -839,7 +1188,9 @@
       </w:tr>
       <w:tr>
         <w:tc>
-          <w:tcPr/>
+          <w:tcPr>
+            <w:shd w:fill="FFFFFF" w:val="clear"/>
+          </w:tcPr>
           <w:p>
             <w:pPr>
               <w:pStyle w:val="Compact"/>
@@ -849,19 +1200,27 @@
               <w:rPr>
                 <w:bCs/>
                 <w:b/>
+                <w:color w:val="1A1A1A"/>
+                <w:sz w:val="19"/>
               </w:rPr>
               <w:t xml:space="preserve">Best UI/UX</w:t>
             </w:r>
           </w:p>
         </w:tc>
         <w:tc>
-          <w:tcPr/>
-          <w:p>
-            <w:pPr>
-              <w:pStyle w:val="Compact"/>
-              <w:jc w:val="left"/>
-            </w:pPr>
-            <w:r>
+          <w:tcPr>
+            <w:shd w:fill="FFFFFF" w:val="clear"/>
+          </w:tcPr>
+          <w:p>
+            <w:pPr>
+              <w:pStyle w:val="Compact"/>
+              <w:jc w:val="left"/>
+            </w:pPr>
+            <w:r>
+              <w:rPr>
+                <w:color w:val="1A1A1A"/>
+                <w:sz w:val="19"/>
+              </w:rPr>
               <w:t xml:space="preserve">Most intuitive and well-designed user interface</w:t>
             </w:r>
           </w:p>
@@ -869,7 +1228,9 @@
       </w:tr>
       <w:tr>
         <w:tc>
-          <w:tcPr/>
+          <w:tcPr>
+            <w:shd w:fill="E8F8FF" w:val="clear"/>
+          </w:tcPr>
           <w:p>
             <w:pPr>
               <w:pStyle w:val="Compact"/>
@@ -879,19 +1240,27 @@
               <w:rPr>
                 <w:bCs/>
                 <w:b/>
+                <w:color w:val="1A1A1A"/>
+                <w:sz w:val="19"/>
               </w:rPr>
               <w:t xml:space="preserve">Most Innovative</w:t>
             </w:r>
           </w:p>
         </w:tc>
         <w:tc>
-          <w:tcPr/>
-          <w:p>
-            <w:pPr>
-              <w:pStyle w:val="Compact"/>
-              <w:jc w:val="left"/>
-            </w:pPr>
-            <w:r>
+          <w:tcPr>
+            <w:shd w:fill="E8F8FF" w:val="clear"/>
+          </w:tcPr>
+          <w:p>
+            <w:pPr>
+              <w:pStyle w:val="Compact"/>
+              <w:jc w:val="left"/>
+            </w:pPr>
+            <w:r>
+              <w:rPr>
+                <w:color w:val="1A1A1A"/>
+                <w:sz w:val="19"/>
+              </w:rPr>
               <w:t xml:space="preserve">Most creative and novel approach to solving a problem</w:t>
             </w:r>
           </w:p>
@@ -899,7 +1268,9 @@
       </w:tr>
       <w:tr>
         <w:tc>
-          <w:tcPr/>
+          <w:tcPr>
+            <w:shd w:fill="FFFFFF" w:val="clear"/>
+          </w:tcPr>
           <w:p>
             <w:pPr>
               <w:pStyle w:val="Compact"/>
@@ -909,19 +1280,27 @@
               <w:rPr>
                 <w:bCs/>
                 <w:b/>
+                <w:color w:val="1A1A1A"/>
+                <w:sz w:val="19"/>
               </w:rPr>
               <w:t xml:space="preserve">Best Hardware Integration</w:t>
             </w:r>
           </w:p>
         </w:tc>
         <w:tc>
-          <w:tcPr/>
-          <w:p>
-            <w:pPr>
-              <w:pStyle w:val="Compact"/>
-              <w:jc w:val="left"/>
-            </w:pPr>
-            <w:r>
+          <w:tcPr>
+            <w:shd w:fill="FFFFFF" w:val="clear"/>
+          </w:tcPr>
+          <w:p>
+            <w:pPr>
+              <w:pStyle w:val="Compact"/>
+              <w:jc w:val="left"/>
+            </w:pPr>
+            <w:r>
+              <w:rPr>
+                <w:color w:val="1A1A1A"/>
+                <w:sz w:val="19"/>
+              </w:rPr>
               <w:t xml:space="preserve">Best use of physical devices with PECH IoT APIs</w:t>
             </w:r>
           </w:p>
@@ -929,7 +1308,9 @@
       </w:tr>
       <w:tr>
         <w:tc>
-          <w:tcPr/>
+          <w:tcPr>
+            <w:shd w:fill="E8F8FF" w:val="clear"/>
+          </w:tcPr>
           <w:p>
             <w:pPr>
               <w:pStyle w:val="Compact"/>
@@ -939,19 +1320,27 @@
               <w:rPr>
                 <w:bCs/>
                 <w:b/>
+                <w:color w:val="1A1A1A"/>
+                <w:sz w:val="19"/>
               </w:rPr>
               <w:t xml:space="preserve">Community Impact</w:t>
             </w:r>
           </w:p>
         </w:tc>
         <w:tc>
-          <w:tcPr/>
-          <w:p>
-            <w:pPr>
-              <w:pStyle w:val="Compact"/>
-              <w:jc w:val="left"/>
-            </w:pPr>
-            <w:r>
+          <w:tcPr>
+            <w:shd w:fill="E8F8FF" w:val="clear"/>
+          </w:tcPr>
+          <w:p>
+            <w:pPr>
+              <w:pStyle w:val="Compact"/>
+              <w:jc w:val="left"/>
+            </w:pPr>
+            <w:r>
+              <w:rPr>
+                <w:color w:val="1A1A1A"/>
+                <w:sz w:val="19"/>
+              </w:rPr>
               <w:t xml:space="preserve">Solution with the greatest potential positive impact on African communities</w:t>
             </w:r>
           </w:p>
@@ -963,8 +1352,16 @@
     <w:p>
       <w:pPr>
         <w:pStyle w:val="Heading3"/>
-      </w:pPr>
-      <w:r>
+        <w:rPr>
+          <w:color w:val="E08A00"/>
+        </w:rPr>
+      </w:pPr>
+      <w:r>
+        <w:rPr>
+          <w:b/>
+          <w:color w:val="E08A00"/>
+          <w:sz w:val="26"/>
+        </w:rPr>
         <w:t xml:space="preserve">All Participants Receive:</w:t>
       </w:r>
     </w:p>
@@ -1052,9 +1449,29 @@
     <w:bookmarkStart w:id="33" w:name="timeline-and-schedule"/>
     <w:p>
       <w:pPr>
+        <w:pBdr>
+          <w:top w:val="single" w:sz="18" w:space="1" w:color="F5A623"/>
+          <w:bottom w:val="single" w:sz="6" w:space="1" w:color="0099CC"/>
+        </w:pBdr>
+        <w:spacing w:before="200" w:after="200"/>
+      </w:pPr>
+    </w:p>
+    <w:p>
+      <w:pPr>
         <w:pStyle w:val="Heading2"/>
-      </w:pPr>
-      <w:r>
+        <w:rPr>
+          <w:color w:val="0099CC"/>
+        </w:rPr>
+        <w:pBdr>
+          <w:bottom w:val="single" w:sz="6" w:space="2" w:color="00BFFF"/>
+        </w:pBdr>
+      </w:pPr>
+      <w:r>
+        <w:rPr>
+          <w:b/>
+          <w:color w:val="0099CC"/>
+          <w:sz w:val="32"/>
+        </w:rPr>
         <w:t xml:space="preserve">4. TIMELINE AND SCHEDULE</w:t>
       </w:r>
     </w:p>
@@ -1064,6 +1481,14 @@
         <w:tblW w:type="pct" w:w="5000"/>
         <w:tblLook w:firstRow="1" w:lastRow="0" w:firstColumn="0" w:lastColumn="0" w:noHBand="0" w:noVBand="0" w:val="0020"/>
         <w:jc w:val="start"/>
+        <w:tblBorders>
+          <w:top w:val="single" w:sz="4" w:space="0" w:color="B0D4E8"/>
+          <w:left w:val="single" w:sz="4" w:space="0" w:color="B0D4E8"/>
+          <w:bottom w:val="single" w:sz="4" w:space="0" w:color="B0D4E8"/>
+          <w:right w:val="single" w:sz="4" w:space="0" w:color="B0D4E8"/>
+          <w:insideH w:val="single" w:sz="4" w:space="0" w:color="B0D4E8"/>
+          <w:insideV w:val="single" w:sz="4" w:space="0" w:color="B0D4E8"/>
+        </w:tblBorders>
       </w:tblPr>
       <w:tblGrid>
         <w:gridCol w:w="2132"/>
@@ -1075,37 +1500,58 @@
           <w:tblHeader w:val="true"/>
         </w:trPr>
         <w:tc>
-          <w:tcPr/>
-          <w:p>
-            <w:pPr>
-              <w:pStyle w:val="Compact"/>
-              <w:jc w:val="left"/>
-            </w:pPr>
-            <w:r>
+          <w:tcPr>
+            <w:shd w:fill="0099CC" w:val="clear"/>
+          </w:tcPr>
+          <w:p>
+            <w:pPr>
+              <w:pStyle w:val="Compact"/>
+              <w:jc w:val="left"/>
+            </w:pPr>
+            <w:r>
+              <w:rPr>
+                <w:b/>
+                <w:color w:val="FFFFFF"/>
+                <w:sz w:val="20"/>
+              </w:rPr>
               <w:t xml:space="preserve">Phase</w:t>
             </w:r>
           </w:p>
         </w:tc>
         <w:tc>
-          <w:tcPr/>
-          <w:p>
-            <w:pPr>
-              <w:pStyle w:val="Compact"/>
-              <w:jc w:val="left"/>
-            </w:pPr>
-            <w:r>
+          <w:tcPr>
+            <w:shd w:fill="0099CC" w:val="clear"/>
+          </w:tcPr>
+          <w:p>
+            <w:pPr>
+              <w:pStyle w:val="Compact"/>
+              <w:jc w:val="left"/>
+            </w:pPr>
+            <w:r>
+              <w:rPr>
+                <w:b/>
+                <w:color w:val="FFFFFF"/>
+                <w:sz w:val="20"/>
+              </w:rPr>
               <w:t xml:space="preserve">Duration</w:t>
             </w:r>
           </w:p>
         </w:tc>
         <w:tc>
-          <w:tcPr/>
-          <w:p>
-            <w:pPr>
-              <w:pStyle w:val="Compact"/>
-              <w:jc w:val="left"/>
-            </w:pPr>
-            <w:r>
+          <w:tcPr>
+            <w:shd w:fill="0099CC" w:val="clear"/>
+          </w:tcPr>
+          <w:p>
+            <w:pPr>
+              <w:pStyle w:val="Compact"/>
+              <w:jc w:val="left"/>
+            </w:pPr>
+            <w:r>
+              <w:rPr>
+                <w:b/>
+                <w:color w:val="FFFFFF"/>
+                <w:sz w:val="20"/>
+              </w:rPr>
               <w:t xml:space="preserve">Details</w:t>
             </w:r>
           </w:p>
@@ -1113,7 +1559,9 @@
       </w:tr>
       <w:tr>
         <w:tc>
-          <w:tcPr/>
+          <w:tcPr>
+            <w:shd w:fill="FFFFFF" w:val="clear"/>
+          </w:tcPr>
           <w:p>
             <w:pPr>
               <w:pStyle w:val="Compact"/>
@@ -1123,31 +1571,45 @@
               <w:rPr>
                 <w:bCs/>
                 <w:b/>
+                <w:color w:val="1A1A1A"/>
+                <w:sz w:val="19"/>
               </w:rPr>
               <w:t xml:space="preserve">Registration</w:t>
             </w:r>
           </w:p>
         </w:tc>
         <w:tc>
-          <w:tcPr/>
-          <w:p>
-            <w:pPr>
-              <w:pStyle w:val="Compact"/>
-              <w:jc w:val="left"/>
-            </w:pPr>
-            <w:r>
+          <w:tcPr>
+            <w:shd w:fill="FFFFFF" w:val="clear"/>
+          </w:tcPr>
+          <w:p>
+            <w:pPr>
+              <w:pStyle w:val="Compact"/>
+              <w:jc w:val="left"/>
+            </w:pPr>
+            <w:r>
+              <w:rPr>
+                <w:color w:val="1A1A1A"/>
+                <w:sz w:val="19"/>
+              </w:rPr>
               <w:t xml:space="preserve">____ to ____</w:t>
             </w:r>
           </w:p>
         </w:tc>
         <w:tc>
-          <w:tcPr/>
-          <w:p>
-            <w:pPr>
-              <w:pStyle w:val="Compact"/>
-              <w:jc w:val="left"/>
-            </w:pPr>
-            <w:r>
+          <w:tcPr>
+            <w:shd w:fill="FFFFFF" w:val="clear"/>
+          </w:tcPr>
+          <w:p>
+            <w:pPr>
+              <w:pStyle w:val="Compact"/>
+              <w:jc w:val="left"/>
+            </w:pPr>
+            <w:r>
+              <w:rPr>
+                <w:color w:val="1A1A1A"/>
+                <w:sz w:val="19"/>
+              </w:rPr>
               <w:t xml:space="preserve">Online registration via pechgroupholdings.tech/hackathon</w:t>
             </w:r>
           </w:p>
@@ -1155,7 +1617,9 @@
       </w:tr>
       <w:tr>
         <w:tc>
-          <w:tcPr/>
+          <w:tcPr>
+            <w:shd w:fill="E8F8FF" w:val="clear"/>
+          </w:tcPr>
           <w:p>
             <w:pPr>
               <w:pStyle w:val="Compact"/>
@@ -1165,31 +1629,45 @@
               <w:rPr>
                 <w:bCs/>
                 <w:b/>
+                <w:color w:val="1A1A1A"/>
+                <w:sz w:val="19"/>
               </w:rPr>
               <w:t xml:space="preserve">Opening Ceremony</w:t>
             </w:r>
           </w:p>
         </w:tc>
         <w:tc>
-          <w:tcPr/>
-          <w:p>
-            <w:pPr>
-              <w:pStyle w:val="Compact"/>
-              <w:jc w:val="left"/>
-            </w:pPr>
-            <w:r>
+          <w:tcPr>
+            <w:shd w:fill="E8F8FF" w:val="clear"/>
+          </w:tcPr>
+          <w:p>
+            <w:pPr>
+              <w:pStyle w:val="Compact"/>
+              <w:jc w:val="left"/>
+            </w:pPr>
+            <w:r>
+              <w:rPr>
+                <w:color w:val="1A1A1A"/>
+                <w:sz w:val="19"/>
+              </w:rPr>
               <w:t xml:space="preserve">Day 1</w:t>
             </w:r>
           </w:p>
         </w:tc>
         <w:tc>
-          <w:tcPr/>
-          <w:p>
-            <w:pPr>
-              <w:pStyle w:val="Compact"/>
-              <w:jc w:val="left"/>
-            </w:pPr>
-            <w:r>
+          <w:tcPr>
+            <w:shd w:fill="E8F8FF" w:val="clear"/>
+          </w:tcPr>
+          <w:p>
+            <w:pPr>
+              <w:pStyle w:val="Compact"/>
+              <w:jc w:val="left"/>
+            </w:pPr>
+            <w:r>
+              <w:rPr>
+                <w:color w:val="1A1A1A"/>
+                <w:sz w:val="19"/>
+              </w:rPr>
               <w:t xml:space="preserve">Welcome, API overview, team formation, track briefings</w:t>
             </w:r>
           </w:p>
@@ -1197,7 +1675,9 @@
       </w:tr>
       <w:tr>
         <w:tc>
-          <w:tcPr/>
+          <w:tcPr>
+            <w:shd w:fill="FFFFFF" w:val="clear"/>
+          </w:tcPr>
           <w:p>
             <w:pPr>
               <w:pStyle w:val="Compact"/>
@@ -1207,31 +1687,45 @@
               <w:rPr>
                 <w:bCs/>
                 <w:b/>
+                <w:color w:val="1A1A1A"/>
+                <w:sz w:val="19"/>
               </w:rPr>
               <w:t xml:space="preserve">Hacking Period</w:t>
             </w:r>
           </w:p>
         </w:tc>
         <w:tc>
-          <w:tcPr/>
-          <w:p>
-            <w:pPr>
-              <w:pStyle w:val="Compact"/>
-              <w:jc w:val="left"/>
-            </w:pPr>
-            <w:r>
+          <w:tcPr>
+            <w:shd w:fill="FFFFFF" w:val="clear"/>
+          </w:tcPr>
+          <w:p>
+            <w:pPr>
+              <w:pStyle w:val="Compact"/>
+              <w:jc w:val="left"/>
+            </w:pPr>
+            <w:r>
+              <w:rPr>
+                <w:color w:val="1A1A1A"/>
+                <w:sz w:val="19"/>
+              </w:rPr>
               <w:t xml:space="preserve">48-72 hours</w:t>
             </w:r>
           </w:p>
         </w:tc>
         <w:tc>
-          <w:tcPr/>
-          <w:p>
-            <w:pPr>
-              <w:pStyle w:val="Compact"/>
-              <w:jc w:val="left"/>
-            </w:pPr>
-            <w:r>
+          <w:tcPr>
+            <w:shd w:fill="FFFFFF" w:val="clear"/>
+          </w:tcPr>
+          <w:p>
+            <w:pPr>
+              <w:pStyle w:val="Compact"/>
+              <w:jc w:val="left"/>
+            </w:pPr>
+            <w:r>
+              <w:rPr>
+                <w:color w:val="1A1A1A"/>
+                <w:sz w:val="19"/>
+              </w:rPr>
               <w:t xml:space="preserve">Build, code, test, iterate</w:t>
             </w:r>
           </w:p>
@@ -1239,7 +1733,9 @@
       </w:tr>
       <w:tr>
         <w:tc>
-          <w:tcPr/>
+          <w:tcPr>
+            <w:shd w:fill="E8F8FF" w:val="clear"/>
+          </w:tcPr>
           <w:p>
             <w:pPr>
               <w:pStyle w:val="Compact"/>
@@ -1249,31 +1745,45 @@
               <w:rPr>
                 <w:bCs/>
                 <w:b/>
+                <w:color w:val="1A1A1A"/>
+                <w:sz w:val="19"/>
               </w:rPr>
               <w:t xml:space="preserve">Mentor Sessions</w:t>
             </w:r>
           </w:p>
         </w:tc>
         <w:tc>
-          <w:tcPr/>
-          <w:p>
-            <w:pPr>
-              <w:pStyle w:val="Compact"/>
-              <w:jc w:val="left"/>
-            </w:pPr>
-            <w:r>
+          <w:tcPr>
+            <w:shd w:fill="E8F8FF" w:val="clear"/>
+          </w:tcPr>
+          <w:p>
+            <w:pPr>
+              <w:pStyle w:val="Compact"/>
+              <w:jc w:val="left"/>
+            </w:pPr>
+            <w:r>
+              <w:rPr>
+                <w:color w:val="1A1A1A"/>
+                <w:sz w:val="19"/>
+              </w:rPr>
               <w:t xml:space="preserve">Throughout</w:t>
             </w:r>
           </w:p>
         </w:tc>
         <w:tc>
-          <w:tcPr/>
-          <w:p>
-            <w:pPr>
-              <w:pStyle w:val="Compact"/>
-              <w:jc w:val="left"/>
-            </w:pPr>
-            <w:r>
+          <w:tcPr>
+            <w:shd w:fill="E8F8FF" w:val="clear"/>
+          </w:tcPr>
+          <w:p>
+            <w:pPr>
+              <w:pStyle w:val="Compact"/>
+              <w:jc w:val="left"/>
+            </w:pPr>
+            <w:r>
+              <w:rPr>
+                <w:color w:val="1A1A1A"/>
+                <w:sz w:val="19"/>
+              </w:rPr>
               <w:t xml:space="preserve">Scheduled mentorship with PECH engineers and business leaders</w:t>
             </w:r>
           </w:p>
@@ -1281,7 +1791,9 @@
       </w:tr>
       <w:tr>
         <w:tc>
-          <w:tcPr/>
+          <w:tcPr>
+            <w:shd w:fill="FFFFFF" w:val="clear"/>
+          </w:tcPr>
           <w:p>
             <w:pPr>
               <w:pStyle w:val="Compact"/>
@@ -1291,31 +1803,45 @@
               <w:rPr>
                 <w:bCs/>
                 <w:b/>
+                <w:color w:val="1A1A1A"/>
+                <w:sz w:val="19"/>
               </w:rPr>
               <w:t xml:space="preserve">Submission Deadline</w:t>
             </w:r>
           </w:p>
         </w:tc>
         <w:tc>
-          <w:tcPr/>
-          <w:p>
-            <w:pPr>
-              <w:pStyle w:val="Compact"/>
-              <w:jc w:val="left"/>
-            </w:pPr>
-            <w:r>
+          <w:tcPr>
+            <w:shd w:fill="FFFFFF" w:val="clear"/>
+          </w:tcPr>
+          <w:p>
+            <w:pPr>
+              <w:pStyle w:val="Compact"/>
+              <w:jc w:val="left"/>
+            </w:pPr>
+            <w:r>
+              <w:rPr>
+                <w:color w:val="1A1A1A"/>
+                <w:sz w:val="19"/>
+              </w:rPr>
               <w:t xml:space="preserve">Day 3, ___:___ WAT</w:t>
             </w:r>
           </w:p>
         </w:tc>
         <w:tc>
-          <w:tcPr/>
-          <w:p>
-            <w:pPr>
-              <w:pStyle w:val="Compact"/>
-              <w:jc w:val="left"/>
-            </w:pPr>
-            <w:r>
+          <w:tcPr>
+            <w:shd w:fill="FFFFFF" w:val="clear"/>
+          </w:tcPr>
+          <w:p>
+            <w:pPr>
+              <w:pStyle w:val="Compact"/>
+              <w:jc w:val="left"/>
+            </w:pPr>
+            <w:r>
+              <w:rPr>
+                <w:color w:val="1A1A1A"/>
+                <w:sz w:val="19"/>
+              </w:rPr>
               <w:t xml:space="preserve">Source code + demo video + documentation</w:t>
             </w:r>
           </w:p>
@@ -1323,7 +1849,9 @@
       </w:tr>
       <w:tr>
         <w:tc>
-          <w:tcPr/>
+          <w:tcPr>
+            <w:shd w:fill="E8F8FF" w:val="clear"/>
+          </w:tcPr>
           <w:p>
             <w:pPr>
               <w:pStyle w:val="Compact"/>
@@ -1333,31 +1861,45 @@
               <w:rPr>
                 <w:bCs/>
                 <w:b/>
+                <w:color w:val="1A1A1A"/>
+                <w:sz w:val="19"/>
               </w:rPr>
               <w:t xml:space="preserve">Demo Day</w:t>
             </w:r>
           </w:p>
         </w:tc>
         <w:tc>
-          <w:tcPr/>
-          <w:p>
-            <w:pPr>
-              <w:pStyle w:val="Compact"/>
-              <w:jc w:val="left"/>
-            </w:pPr>
-            <w:r>
+          <w:tcPr>
+            <w:shd w:fill="E8F8FF" w:val="clear"/>
+          </w:tcPr>
+          <w:p>
+            <w:pPr>
+              <w:pStyle w:val="Compact"/>
+              <w:jc w:val="left"/>
+            </w:pPr>
+            <w:r>
+              <w:rPr>
+                <w:color w:val="1A1A1A"/>
+                <w:sz w:val="19"/>
+              </w:rPr>
               <w:t xml:space="preserve">Day 3/4</w:t>
             </w:r>
           </w:p>
         </w:tc>
         <w:tc>
-          <w:tcPr/>
-          <w:p>
-            <w:pPr>
-              <w:pStyle w:val="Compact"/>
-              <w:jc w:val="left"/>
-            </w:pPr>
-            <w:r>
+          <w:tcPr>
+            <w:shd w:fill="E8F8FF" w:val="clear"/>
+          </w:tcPr>
+          <w:p>
+            <w:pPr>
+              <w:pStyle w:val="Compact"/>
+              <w:jc w:val="left"/>
+            </w:pPr>
+            <w:r>
+              <w:rPr>
+                <w:color w:val="1A1A1A"/>
+                <w:sz w:val="19"/>
+              </w:rPr>
               <w:t xml:space="preserve">5-minute presentations per team</w:t>
             </w:r>
           </w:p>
@@ -1365,7 +1907,9 @@
       </w:tr>
       <w:tr>
         <w:tc>
-          <w:tcPr/>
+          <w:tcPr>
+            <w:shd w:fill="FFFFFF" w:val="clear"/>
+          </w:tcPr>
           <w:p>
             <w:pPr>
               <w:pStyle w:val="Compact"/>
@@ -1375,31 +1919,45 @@
               <w:rPr>
                 <w:bCs/>
                 <w:b/>
+                <w:color w:val="1A1A1A"/>
+                <w:sz w:val="19"/>
               </w:rPr>
               <w:t xml:space="preserve">Judging</w:t>
             </w:r>
           </w:p>
         </w:tc>
         <w:tc>
-          <w:tcPr/>
-          <w:p>
-            <w:pPr>
-              <w:pStyle w:val="Compact"/>
-              <w:jc w:val="left"/>
-            </w:pPr>
-            <w:r>
+          <w:tcPr>
+            <w:shd w:fill="FFFFFF" w:val="clear"/>
+          </w:tcPr>
+          <w:p>
+            <w:pPr>
+              <w:pStyle w:val="Compact"/>
+              <w:jc w:val="left"/>
+            </w:pPr>
+            <w:r>
+              <w:rPr>
+                <w:color w:val="1A1A1A"/>
+                <w:sz w:val="19"/>
+              </w:rPr>
               <w:t xml:space="preserve">After demos</w:t>
             </w:r>
           </w:p>
         </w:tc>
         <w:tc>
-          <w:tcPr/>
-          <w:p>
-            <w:pPr>
-              <w:pStyle w:val="Compact"/>
-              <w:jc w:val="left"/>
-            </w:pPr>
-            <w:r>
+          <w:tcPr>
+            <w:shd w:fill="FFFFFF" w:val="clear"/>
+          </w:tcPr>
+          <w:p>
+            <w:pPr>
+              <w:pStyle w:val="Compact"/>
+              <w:jc w:val="left"/>
+            </w:pPr>
+            <w:r>
+              <w:rPr>
+                <w:color w:val="1A1A1A"/>
+                <w:sz w:val="19"/>
+              </w:rPr>
               <w:t xml:space="preserve">Panel evaluation</w:t>
             </w:r>
           </w:p>
@@ -1407,7 +1965,9 @@
       </w:tr>
       <w:tr>
         <w:tc>
-          <w:tcPr/>
+          <w:tcPr>
+            <w:shd w:fill="E8F8FF" w:val="clear"/>
+          </w:tcPr>
           <w:p>
             <w:pPr>
               <w:pStyle w:val="Compact"/>
@@ -1417,31 +1977,45 @@
               <w:rPr>
                 <w:bCs/>
                 <w:b/>
+                <w:color w:val="1A1A1A"/>
+                <w:sz w:val="19"/>
               </w:rPr>
               <w:t xml:space="preserve">Awards Ceremony</w:t>
             </w:r>
           </w:p>
         </w:tc>
         <w:tc>
-          <w:tcPr/>
-          <w:p>
-            <w:pPr>
-              <w:pStyle w:val="Compact"/>
-              <w:jc w:val="left"/>
-            </w:pPr>
-            <w:r>
+          <w:tcPr>
+            <w:shd w:fill="E8F8FF" w:val="clear"/>
+          </w:tcPr>
+          <w:p>
+            <w:pPr>
+              <w:pStyle w:val="Compact"/>
+              <w:jc w:val="left"/>
+            </w:pPr>
+            <w:r>
+              <w:rPr>
+                <w:color w:val="1A1A1A"/>
+                <w:sz w:val="19"/>
+              </w:rPr>
               <w:t xml:space="preserve">Final session</w:t>
             </w:r>
           </w:p>
         </w:tc>
         <w:tc>
-          <w:tcPr/>
-          <w:p>
-            <w:pPr>
-              <w:pStyle w:val="Compact"/>
-              <w:jc w:val="left"/>
-            </w:pPr>
-            <w:r>
+          <w:tcPr>
+            <w:shd w:fill="E8F8FF" w:val="clear"/>
+          </w:tcPr>
+          <w:p>
+            <w:pPr>
+              <w:pStyle w:val="Compact"/>
+              <w:jc w:val="left"/>
+            </w:pPr>
+            <w:r>
+              <w:rPr>
+                <w:color w:val="1A1A1A"/>
+                <w:sz w:val="19"/>
+              </w:rPr>
               <w:t xml:space="preserve">Prize distribution, closing remarks</w:t>
             </w:r>
           </w:p>
@@ -1459,9 +2033,29 @@
     <w:bookmarkStart w:id="35" w:name="judging-criteria"/>
     <w:p>
       <w:pPr>
+        <w:pBdr>
+          <w:top w:val="single" w:sz="18" w:space="1" w:color="F5A623"/>
+          <w:bottom w:val="single" w:sz="6" w:space="1" w:color="0099CC"/>
+        </w:pBdr>
+        <w:spacing w:before="200" w:after="200"/>
+      </w:pPr>
+    </w:p>
+    <w:p>
+      <w:pPr>
         <w:pStyle w:val="Heading2"/>
-      </w:pPr>
-      <w:r>
+        <w:rPr>
+          <w:color w:val="0099CC"/>
+        </w:rPr>
+        <w:pBdr>
+          <w:bottom w:val="single" w:sz="6" w:space="2" w:color="00BFFF"/>
+        </w:pBdr>
+      </w:pPr>
+      <w:r>
+        <w:rPr>
+          <w:b/>
+          <w:color w:val="0099CC"/>
+          <w:sz w:val="32"/>
+        </w:rPr>
         <w:t xml:space="preserve">5. JUDGING CRITERIA</w:t>
       </w:r>
     </w:p>
@@ -1479,6 +2073,14 @@
         <w:tblW w:type="pct" w:w="5000"/>
         <w:tblLook w:firstRow="1" w:lastRow="0" w:firstColumn="0" w:lastColumn="0" w:noHBand="0" w:noVBand="0" w:val="0020"/>
         <w:jc w:val="start"/>
+        <w:tblBorders>
+          <w:top w:val="single" w:sz="4" w:space="0" w:color="B0D4E8"/>
+          <w:left w:val="single" w:sz="4" w:space="0" w:color="B0D4E8"/>
+          <w:bottom w:val="single" w:sz="4" w:space="0" w:color="B0D4E8"/>
+          <w:right w:val="single" w:sz="4" w:space="0" w:color="B0D4E8"/>
+          <w:insideH w:val="single" w:sz="4" w:space="0" w:color="B0D4E8"/>
+          <w:insideV w:val="single" w:sz="4" w:space="0" w:color="B0D4E8"/>
+        </w:tblBorders>
       </w:tblPr>
       <w:tblGrid>
         <w:gridCol w:w="2722"/>
@@ -1490,37 +2092,58 @@
           <w:tblHeader w:val="true"/>
         </w:trPr>
         <w:tc>
-          <w:tcPr/>
-          <w:p>
-            <w:pPr>
-              <w:pStyle w:val="Compact"/>
-              <w:jc w:val="left"/>
-            </w:pPr>
-            <w:r>
+          <w:tcPr>
+            <w:shd w:fill="0099CC" w:val="clear"/>
+          </w:tcPr>
+          <w:p>
+            <w:pPr>
+              <w:pStyle w:val="Compact"/>
+              <w:jc w:val="left"/>
+            </w:pPr>
+            <w:r>
+              <w:rPr>
+                <w:b/>
+                <w:color w:val="FFFFFF"/>
+                <w:sz w:val="20"/>
+              </w:rPr>
               <w:t xml:space="preserve">Criterion</w:t>
             </w:r>
           </w:p>
         </w:tc>
         <w:tc>
-          <w:tcPr/>
-          <w:p>
-            <w:pPr>
-              <w:pStyle w:val="Compact"/>
-              <w:jc w:val="left"/>
-            </w:pPr>
-            <w:r>
+          <w:tcPr>
+            <w:shd w:fill="0099CC" w:val="clear"/>
+          </w:tcPr>
+          <w:p>
+            <w:pPr>
+              <w:pStyle w:val="Compact"/>
+              <w:jc w:val="left"/>
+            </w:pPr>
+            <w:r>
+              <w:rPr>
+                <w:b/>
+                <w:color w:val="FFFFFF"/>
+                <w:sz w:val="20"/>
+              </w:rPr>
               <w:t xml:space="preserve">Weight</w:t>
             </w:r>
           </w:p>
         </w:tc>
         <w:tc>
-          <w:tcPr/>
-          <w:p>
-            <w:pPr>
-              <w:pStyle w:val="Compact"/>
-              <w:jc w:val="left"/>
-            </w:pPr>
-            <w:r>
+          <w:tcPr>
+            <w:shd w:fill="0099CC" w:val="clear"/>
+          </w:tcPr>
+          <w:p>
+            <w:pPr>
+              <w:pStyle w:val="Compact"/>
+              <w:jc w:val="left"/>
+            </w:pPr>
+            <w:r>
+              <w:rPr>
+                <w:b/>
+                <w:color w:val="FFFFFF"/>
+                <w:sz w:val="20"/>
+              </w:rPr>
               <w:t xml:space="preserve">Description</w:t>
             </w:r>
           </w:p>
@@ -1528,7 +2151,9 @@
       </w:tr>
       <w:tr>
         <w:tc>
-          <w:tcPr/>
+          <w:tcPr>
+            <w:shd w:fill="FFFFFF" w:val="clear"/>
+          </w:tcPr>
           <w:p>
             <w:pPr>
               <w:pStyle w:val="Compact"/>
@@ -1538,13 +2163,17 @@
               <w:rPr>
                 <w:bCs/>
                 <w:b/>
+                <w:color w:val="1A1A1A"/>
+                <w:sz w:val="19"/>
               </w:rPr>
               <w:t xml:space="preserve">Use of PECH APIs/Platform</w:t>
             </w:r>
           </w:p>
         </w:tc>
         <w:tc>
-          <w:tcPr/>
+          <w:tcPr>
+            <w:shd w:fill="FFFFFF" w:val="clear"/>
+          </w:tcPr>
           <w:p>
             <w:pPr>
               <w:pStyle w:val="Compact"/>
@@ -1554,19 +2183,27 @@
               <w:rPr>
                 <w:bCs/>
                 <w:b/>
+                <w:color w:val="1A1A1A"/>
+                <w:sz w:val="19"/>
               </w:rPr>
               <w:t xml:space="preserve">30%</w:t>
             </w:r>
           </w:p>
         </w:tc>
         <w:tc>
-          <w:tcPr/>
-          <w:p>
-            <w:pPr>
-              <w:pStyle w:val="Compact"/>
-              <w:jc w:val="left"/>
-            </w:pPr>
-            <w:r>
+          <w:tcPr>
+            <w:shd w:fill="FFFFFF" w:val="clear"/>
+          </w:tcPr>
+          <w:p>
+            <w:pPr>
+              <w:pStyle w:val="Compact"/>
+              <w:jc w:val="left"/>
+            </w:pPr>
+            <w:r>
+              <w:rPr>
+                <w:color w:val="1A1A1A"/>
+                <w:sz w:val="19"/>
+              </w:rPr>
               <w:t xml:space="preserve">Depth and quality of PECH API integration. Creative use of multiple APIs earns bonus points.</w:t>
             </w:r>
           </w:p>
@@ -1574,7 +2211,9 @@
       </w:tr>
       <w:tr>
         <w:tc>
-          <w:tcPr/>
+          <w:tcPr>
+            <w:shd w:fill="E8F8FF" w:val="clear"/>
+          </w:tcPr>
           <w:p>
             <w:pPr>
               <w:pStyle w:val="Compact"/>
@@ -1584,13 +2223,17 @@
               <w:rPr>
                 <w:bCs/>
                 <w:b/>
+                <w:color w:val="1A1A1A"/>
+                <w:sz w:val="19"/>
               </w:rPr>
               <w:t xml:space="preserve">Innovation &amp; Creativity</w:t>
             </w:r>
           </w:p>
         </w:tc>
         <w:tc>
-          <w:tcPr/>
+          <w:tcPr>
+            <w:shd w:fill="E8F8FF" w:val="clear"/>
+          </w:tcPr>
           <w:p>
             <w:pPr>
               <w:pStyle w:val="Compact"/>
@@ -1600,19 +2243,27 @@
               <w:rPr>
                 <w:bCs/>
                 <w:b/>
+                <w:color w:val="1A1A1A"/>
+                <w:sz w:val="19"/>
               </w:rPr>
               <w:t xml:space="preserve">20%</w:t>
             </w:r>
           </w:p>
         </w:tc>
         <w:tc>
-          <w:tcPr/>
-          <w:p>
-            <w:pPr>
-              <w:pStyle w:val="Compact"/>
-              <w:jc w:val="left"/>
-            </w:pPr>
-            <w:r>
+          <w:tcPr>
+            <w:shd w:fill="E8F8FF" w:val="clear"/>
+          </w:tcPr>
+          <w:p>
+            <w:pPr>
+              <w:pStyle w:val="Compact"/>
+              <w:jc w:val="left"/>
+            </w:pPr>
+            <w:r>
+              <w:rPr>
+                <w:color w:val="1A1A1A"/>
+                <w:sz w:val="19"/>
+              </w:rPr>
               <w:t xml:space="preserve">Originality of the solution. Novel approaches to real problems.</w:t>
             </w:r>
           </w:p>
@@ -1620,7 +2271,9 @@
       </w:tr>
       <w:tr>
         <w:tc>
-          <w:tcPr/>
+          <w:tcPr>
+            <w:shd w:fill="FFFFFF" w:val="clear"/>
+          </w:tcPr>
           <w:p>
             <w:pPr>
               <w:pStyle w:val="Compact"/>
@@ -1630,13 +2283,17 @@
               <w:rPr>
                 <w:bCs/>
                 <w:b/>
+                <w:color w:val="1A1A1A"/>
+                <w:sz w:val="19"/>
               </w:rPr>
               <w:t xml:space="preserve">Technical Implementation</w:t>
             </w:r>
           </w:p>
         </w:tc>
         <w:tc>
-          <w:tcPr/>
+          <w:tcPr>
+            <w:shd w:fill="FFFFFF" w:val="clear"/>
+          </w:tcPr>
           <w:p>
             <w:pPr>
               <w:pStyle w:val="Compact"/>
@@ -1646,19 +2303,27 @@
               <w:rPr>
                 <w:bCs/>
                 <w:b/>
+                <w:color w:val="1A1A1A"/>
+                <w:sz w:val="19"/>
               </w:rPr>
               <w:t xml:space="preserve">20%</w:t>
             </w:r>
           </w:p>
         </w:tc>
         <w:tc>
-          <w:tcPr/>
-          <w:p>
-            <w:pPr>
-              <w:pStyle w:val="Compact"/>
-              <w:jc w:val="left"/>
-            </w:pPr>
-            <w:r>
+          <w:tcPr>
+            <w:shd w:fill="FFFFFF" w:val="clear"/>
+          </w:tcPr>
+          <w:p>
+            <w:pPr>
+              <w:pStyle w:val="Compact"/>
+              <w:jc w:val="left"/>
+            </w:pPr>
+            <w:r>
+              <w:rPr>
+                <w:color w:val="1A1A1A"/>
+                <w:sz w:val="19"/>
+              </w:rPr>
               <w:t xml:space="preserve">Code quality, architecture, completeness, and reliability.</w:t>
             </w:r>
           </w:p>
@@ -1666,7 +2331,9 @@
       </w:tr>
       <w:tr>
         <w:tc>
-          <w:tcPr/>
+          <w:tcPr>
+            <w:shd w:fill="E8F8FF" w:val="clear"/>
+          </w:tcPr>
           <w:p>
             <w:pPr>
               <w:pStyle w:val="Compact"/>
@@ -1676,13 +2343,17 @@
               <w:rPr>
                 <w:bCs/>
                 <w:b/>
+                <w:color w:val="1A1A1A"/>
+                <w:sz w:val="19"/>
               </w:rPr>
               <w:t xml:space="preserve">Business Viability &amp; Market Potential</w:t>
             </w:r>
           </w:p>
         </w:tc>
         <w:tc>
-          <w:tcPr/>
+          <w:tcPr>
+            <w:shd w:fill="E8F8FF" w:val="clear"/>
+          </w:tcPr>
           <w:p>
             <w:pPr>
               <w:pStyle w:val="Compact"/>
@@ -1692,19 +2363,27 @@
               <w:rPr>
                 <w:bCs/>
                 <w:b/>
+                <w:color w:val="1A1A1A"/>
+                <w:sz w:val="19"/>
               </w:rPr>
               <w:t xml:space="preserve">20%</w:t>
             </w:r>
           </w:p>
         </w:tc>
         <w:tc>
-          <w:tcPr/>
-          <w:p>
-            <w:pPr>
-              <w:pStyle w:val="Compact"/>
-              <w:jc w:val="left"/>
-            </w:pPr>
-            <w:r>
+          <w:tcPr>
+            <w:shd w:fill="E8F8FF" w:val="clear"/>
+          </w:tcPr>
+          <w:p>
+            <w:pPr>
+              <w:pStyle w:val="Compact"/>
+              <w:jc w:val="left"/>
+            </w:pPr>
+            <w:r>
+              <w:rPr>
+                <w:color w:val="1A1A1A"/>
+                <w:sz w:val="19"/>
+              </w:rPr>
               <w:t xml:space="preserve">Is this a real product people would use and pay for? Market size and go-to-market feasibility.</w:t>
             </w:r>
           </w:p>
@@ -1712,7 +2391,9 @@
       </w:tr>
       <w:tr>
         <w:tc>
-          <w:tcPr/>
+          <w:tcPr>
+            <w:shd w:fill="FFFFFF" w:val="clear"/>
+          </w:tcPr>
           <w:p>
             <w:pPr>
               <w:pStyle w:val="Compact"/>
@@ -1722,13 +2403,17 @@
               <w:rPr>
                 <w:bCs/>
                 <w:b/>
+                <w:color w:val="1A1A1A"/>
+                <w:sz w:val="19"/>
               </w:rPr>
               <w:t xml:space="preserve">Presentation &amp; Demo Quality</w:t>
             </w:r>
           </w:p>
         </w:tc>
         <w:tc>
-          <w:tcPr/>
+          <w:tcPr>
+            <w:shd w:fill="FFFFFF" w:val="clear"/>
+          </w:tcPr>
           <w:p>
             <w:pPr>
               <w:pStyle w:val="Compact"/>
@@ -1738,19 +2423,27 @@
               <w:rPr>
                 <w:bCs/>
                 <w:b/>
+                <w:color w:val="1A1A1A"/>
+                <w:sz w:val="19"/>
               </w:rPr>
               <w:t xml:space="preserve">10%</w:t>
             </w:r>
           </w:p>
         </w:tc>
         <w:tc>
-          <w:tcPr/>
-          <w:p>
-            <w:pPr>
-              <w:pStyle w:val="Compact"/>
-              <w:jc w:val="left"/>
-            </w:pPr>
-            <w:r>
+          <w:tcPr>
+            <w:shd w:fill="FFFFFF" w:val="clear"/>
+          </w:tcPr>
+          <w:p>
+            <w:pPr>
+              <w:pStyle w:val="Compact"/>
+              <w:jc w:val="left"/>
+            </w:pPr>
+            <w:r>
+              <w:rPr>
+                <w:color w:val="1A1A1A"/>
+                <w:sz w:val="19"/>
+              </w:rPr>
               <w:t xml:space="preserve">Clarity of pitch, quality of demo, team communication skills.</w:t>
             </w:r>
           </w:p>
@@ -1761,8 +2454,16 @@
     <w:p>
       <w:pPr>
         <w:pStyle w:val="Heading3"/>
-      </w:pPr>
-      <w:r>
+        <w:rPr>
+          <w:color w:val="E08A00"/>
+        </w:rPr>
+      </w:pPr>
+      <w:r>
+        <w:rPr>
+          <w:b/>
+          <w:color w:val="E08A00"/>
+          <w:sz w:val="26"/>
+        </w:rPr>
         <w:t xml:space="preserve">Bonus Points:</w:t>
       </w:r>
     </w:p>
@@ -1814,9 +2515,29 @@
     <w:bookmarkStart w:id="36" w:name="rules-dos"/>
     <w:p>
       <w:pPr>
+        <w:pBdr>
+          <w:top w:val="single" w:sz="18" w:space="1" w:color="F5A623"/>
+          <w:bottom w:val="single" w:sz="6" w:space="1" w:color="0099CC"/>
+        </w:pBdr>
+        <w:spacing w:before="200" w:after="200"/>
+      </w:pPr>
+    </w:p>
+    <w:p>
+      <w:pPr>
         <w:pStyle w:val="Heading2"/>
-      </w:pPr>
-      <w:r>
+        <w:rPr>
+          <w:color w:val="0099CC"/>
+        </w:rPr>
+        <w:pBdr>
+          <w:bottom w:val="single" w:sz="6" w:space="2" w:color="00BFFF"/>
+        </w:pBdr>
+      </w:pPr>
+      <w:r>
+        <w:rPr>
+          <w:b/>
+          <w:color w:val="0099CC"/>
+          <w:sz w:val="32"/>
+        </w:rPr>
         <w:t xml:space="preserve">6. RULES — DOS</w:t>
       </w:r>
     </w:p>
@@ -2023,9 +2744,29 @@
     <w:bookmarkStart w:id="37" w:name="rules-donts"/>
     <w:p>
       <w:pPr>
+        <w:pBdr>
+          <w:top w:val="single" w:sz="18" w:space="1" w:color="F5A623"/>
+          <w:bottom w:val="single" w:sz="6" w:space="1" w:color="0099CC"/>
+        </w:pBdr>
+        <w:spacing w:before="200" w:after="200"/>
+      </w:pPr>
+    </w:p>
+    <w:p>
+      <w:pPr>
         <w:pStyle w:val="Heading2"/>
-      </w:pPr>
-      <w:r>
+        <w:rPr>
+          <w:color w:val="0099CC"/>
+        </w:rPr>
+        <w:pBdr>
+          <w:bottom w:val="single" w:sz="6" w:space="2" w:color="00BFFF"/>
+        </w:pBdr>
+      </w:pPr>
+      <w:r>
+        <w:rPr>
+          <w:b/>
+          <w:color w:val="0099CC"/>
+          <w:sz w:val="32"/>
+        </w:rPr>
         <w:t xml:space="preserve">7. RULES — DON’TS</w:t>
       </w:r>
     </w:p>
@@ -2232,9 +2973,29 @@
     <w:bookmarkStart w:id="38" w:name="intellectual-property"/>
     <w:p>
       <w:pPr>
+        <w:pBdr>
+          <w:top w:val="single" w:sz="18" w:space="1" w:color="F5A623"/>
+          <w:bottom w:val="single" w:sz="6" w:space="1" w:color="0099CC"/>
+        </w:pBdr>
+        <w:spacing w:before="200" w:after="200"/>
+      </w:pPr>
+    </w:p>
+    <w:p>
+      <w:pPr>
         <w:pStyle w:val="Heading2"/>
-      </w:pPr>
-      <w:r>
+        <w:rPr>
+          <w:color w:val="0099CC"/>
+        </w:rPr>
+        <w:pBdr>
+          <w:bottom w:val="single" w:sz="6" w:space="2" w:color="00BFFF"/>
+        </w:pBdr>
+      </w:pPr>
+      <w:r>
+        <w:rPr>
+          <w:b/>
+          <w:color w:val="0099CC"/>
+          <w:sz w:val="32"/>
+        </w:rPr>
         <w:t xml:space="preserve">8. INTELLECTUAL PROPERTY</w:t>
       </w:r>
     </w:p>
@@ -2417,9 +3178,29 @@
     <w:bookmarkStart w:id="39" w:name="code-of-conduct"/>
     <w:p>
       <w:pPr>
+        <w:pBdr>
+          <w:top w:val="single" w:sz="18" w:space="1" w:color="F5A623"/>
+          <w:bottom w:val="single" w:sz="6" w:space="1" w:color="0099CC"/>
+        </w:pBdr>
+        <w:spacing w:before="200" w:after="200"/>
+      </w:pPr>
+    </w:p>
+    <w:p>
+      <w:pPr>
         <w:pStyle w:val="Heading2"/>
-      </w:pPr>
-      <w:r>
+        <w:rPr>
+          <w:color w:val="0099CC"/>
+        </w:rPr>
+        <w:pBdr>
+          <w:bottom w:val="single" w:sz="6" w:space="2" w:color="00BFFF"/>
+        </w:pBdr>
+      </w:pPr>
+      <w:r>
+        <w:rPr>
+          <w:b/>
+          <w:color w:val="0099CC"/>
+          <w:sz w:val="32"/>
+        </w:rPr>
         <w:t xml:space="preserve">9. CODE OF CONDUCT</w:t>
       </w:r>
     </w:p>
@@ -2624,9 +3405,29 @@
     <w:bookmarkStart w:id="40" w:name="data-and-privacy"/>
     <w:p>
       <w:pPr>
+        <w:pBdr>
+          <w:top w:val="single" w:sz="18" w:space="1" w:color="F5A623"/>
+          <w:bottom w:val="single" w:sz="6" w:space="1" w:color="0099CC"/>
+        </w:pBdr>
+        <w:spacing w:before="200" w:after="200"/>
+      </w:pPr>
+    </w:p>
+    <w:p>
+      <w:pPr>
         <w:pStyle w:val="Heading2"/>
-      </w:pPr>
-      <w:r>
+        <w:rPr>
+          <w:color w:val="0099CC"/>
+        </w:rPr>
+        <w:pBdr>
+          <w:bottom w:val="single" w:sz="6" w:space="2" w:color="00BFFF"/>
+        </w:pBdr>
+      </w:pPr>
+      <w:r>
+        <w:rPr>
+          <w:b/>
+          <w:color w:val="0099CC"/>
+          <w:sz w:val="32"/>
+        </w:rPr>
         <w:t xml:space="preserve">10. DATA AND PRIVACY</w:t>
       </w:r>
     </w:p>
@@ -2753,9 +3554,29 @@
     <w:bookmarkStart w:id="41" w:name="liability-and-disclaimers"/>
     <w:p>
       <w:pPr>
+        <w:pBdr>
+          <w:top w:val="single" w:sz="18" w:space="1" w:color="F5A623"/>
+          <w:bottom w:val="single" w:sz="6" w:space="1" w:color="0099CC"/>
+        </w:pBdr>
+        <w:spacing w:before="200" w:after="200"/>
+      </w:pPr>
+    </w:p>
+    <w:p>
+      <w:pPr>
         <w:pStyle w:val="Heading2"/>
-      </w:pPr>
-      <w:r>
+        <w:rPr>
+          <w:color w:val="0099CC"/>
+        </w:rPr>
+        <w:pBdr>
+          <w:bottom w:val="single" w:sz="6" w:space="2" w:color="00BFFF"/>
+        </w:pBdr>
+      </w:pPr>
+      <w:r>
+        <w:rPr>
+          <w:b/>
+          <w:color w:val="0099CC"/>
+          <w:sz w:val="32"/>
+        </w:rPr>
         <w:t xml:space="preserve">11. LIABILITY AND DISCLAIMERS</w:t>
       </w:r>
     </w:p>
@@ -2856,9 +3677,29 @@
     <w:bookmarkStart w:id="42" w:name="post-hackathon-opportunities"/>
     <w:p>
       <w:pPr>
+        <w:pBdr>
+          <w:top w:val="single" w:sz="18" w:space="1" w:color="F5A623"/>
+          <w:bottom w:val="single" w:sz="6" w:space="1" w:color="0099CC"/>
+        </w:pBdr>
+        <w:spacing w:before="200" w:after="200"/>
+      </w:pPr>
+    </w:p>
+    <w:p>
+      <w:pPr>
         <w:pStyle w:val="Heading2"/>
-      </w:pPr>
-      <w:r>
+        <w:rPr>
+          <w:color w:val="0099CC"/>
+        </w:rPr>
+        <w:pBdr>
+          <w:bottom w:val="single" w:sz="6" w:space="2" w:color="00BFFF"/>
+        </w:pBdr>
+      </w:pPr>
+      <w:r>
+        <w:rPr>
+          <w:b/>
+          <w:color w:val="0099CC"/>
+          <w:sz w:val="32"/>
+        </w:rPr>
         <w:t xml:space="preserve">12. POST-HACKATHON OPPORTUNITIES</w:t>
       </w:r>
     </w:p>
@@ -3032,9 +3873,29 @@
     <w:bookmarkStart w:id="43" w:name="registration-and-participation-agreement"/>
     <w:p>
       <w:pPr>
+        <w:pBdr>
+          <w:top w:val="single" w:sz="18" w:space="1" w:color="F5A623"/>
+          <w:bottom w:val="single" w:sz="6" w:space="1" w:color="0099CC"/>
+        </w:pBdr>
+        <w:spacing w:before="200" w:after="200"/>
+      </w:pPr>
+    </w:p>
+    <w:p>
+      <w:pPr>
         <w:pStyle w:val="Heading2"/>
-      </w:pPr>
-      <w:r>
+        <w:rPr>
+          <w:color w:val="0099CC"/>
+        </w:rPr>
+        <w:pBdr>
+          <w:bottom w:val="single" w:sz="6" w:space="2" w:color="00BFFF"/>
+        </w:pBdr>
+      </w:pPr>
+      <w:r>
+        <w:rPr>
+          <w:b/>
+          <w:color w:val="0099CC"/>
+          <w:sz w:val="32"/>
+        </w:rPr>
         <w:t xml:space="preserve">13. REGISTRATION AND PARTICIPATION AGREEMENT</w:t>
       </w:r>
     </w:p>
@@ -3265,9 +4126,29 @@
     <w:bookmarkStart w:id="44" w:name="contact-and-support"/>
     <w:p>
       <w:pPr>
+        <w:pBdr>
+          <w:top w:val="single" w:sz="18" w:space="1" w:color="F5A623"/>
+          <w:bottom w:val="single" w:sz="6" w:space="1" w:color="0099CC"/>
+        </w:pBdr>
+        <w:spacing w:before="200" w:after="200"/>
+      </w:pPr>
+    </w:p>
+    <w:p>
+      <w:pPr>
         <w:pStyle w:val="Heading2"/>
-      </w:pPr>
-      <w:r>
+        <w:rPr>
+          <w:color w:val="0099CC"/>
+        </w:rPr>
+        <w:pBdr>
+          <w:bottom w:val="single" w:sz="6" w:space="2" w:color="00BFFF"/>
+        </w:pBdr>
+      </w:pPr>
+      <w:r>
+        <w:rPr>
+          <w:b/>
+          <w:color w:val="0099CC"/>
+          <w:sz w:val="32"/>
+        </w:rPr>
         <w:t xml:space="preserve">14. CONTACT AND SUPPORT</w:t>
       </w:r>
     </w:p>
@@ -3277,6 +4158,14 @@
         <w:tblW w:type="pct" w:w="5000"/>
         <w:tblLook w:firstRow="1" w:lastRow="0" w:firstColumn="0" w:lastColumn="0" w:noHBand="0" w:noVBand="0" w:val="0020"/>
         <w:jc w:val="start"/>
+        <w:tblBorders>
+          <w:top w:val="single" w:sz="4" w:space="0" w:color="B0D4E8"/>
+          <w:left w:val="single" w:sz="4" w:space="0" w:color="B0D4E8"/>
+          <w:bottom w:val="single" w:sz="4" w:space="0" w:color="B0D4E8"/>
+          <w:right w:val="single" w:sz="4" w:space="0" w:color="B0D4E8"/>
+          <w:insideH w:val="single" w:sz="4" w:space="0" w:color="B0D4E8"/>
+          <w:insideV w:val="single" w:sz="4" w:space="0" w:color="B0D4E8"/>
+        </w:tblBorders>
       </w:tblPr>
       <w:tblGrid>
         <w:gridCol w:w="3960"/>
@@ -3287,25 +4176,39 @@
           <w:tblHeader w:val="true"/>
         </w:trPr>
         <w:tc>
-          <w:tcPr/>
-          <w:p>
-            <w:pPr>
-              <w:pStyle w:val="Compact"/>
-              <w:jc w:val="left"/>
-            </w:pPr>
-            <w:r>
+          <w:tcPr>
+            <w:shd w:fill="0099CC" w:val="clear"/>
+          </w:tcPr>
+          <w:p>
+            <w:pPr>
+              <w:pStyle w:val="Compact"/>
+              <w:jc w:val="left"/>
+            </w:pPr>
+            <w:r>
+              <w:rPr>
+                <w:b/>
+                <w:color w:val="FFFFFF"/>
+                <w:sz w:val="20"/>
+              </w:rPr>
               <w:t xml:space="preserve">Channel</w:t>
             </w:r>
           </w:p>
         </w:tc>
         <w:tc>
-          <w:tcPr/>
-          <w:p>
-            <w:pPr>
-              <w:pStyle w:val="Compact"/>
-              <w:jc w:val="left"/>
-            </w:pPr>
-            <w:r>
+          <w:tcPr>
+            <w:shd w:fill="0099CC" w:val="clear"/>
+          </w:tcPr>
+          <w:p>
+            <w:pPr>
+              <w:pStyle w:val="Compact"/>
+              <w:jc w:val="left"/>
+            </w:pPr>
+            <w:r>
+              <w:rPr>
+                <w:b/>
+                <w:color w:val="FFFFFF"/>
+                <w:sz w:val="20"/>
+              </w:rPr>
               <w:t xml:space="preserve">Details</w:t>
             </w:r>
           </w:p>
@@ -3313,7 +4216,9 @@
       </w:tr>
       <w:tr>
         <w:tc>
-          <w:tcPr/>
+          <w:tcPr>
+            <w:shd w:fill="FFFFFF" w:val="clear"/>
+          </w:tcPr>
           <w:p>
             <w:pPr>
               <w:pStyle w:val="Compact"/>
@@ -3323,19 +4228,27 @@
               <w:rPr>
                 <w:bCs/>
                 <w:b/>
+                <w:color w:val="1A1A1A"/>
+                <w:sz w:val="19"/>
               </w:rPr>
               <w:t xml:space="preserve">Website</w:t>
             </w:r>
           </w:p>
         </w:tc>
         <w:tc>
-          <w:tcPr/>
-          <w:p>
-            <w:pPr>
-              <w:pStyle w:val="Compact"/>
-              <w:jc w:val="left"/>
-            </w:pPr>
-            <w:r>
+          <w:tcPr>
+            <w:shd w:fill="FFFFFF" w:val="clear"/>
+          </w:tcPr>
+          <w:p>
+            <w:pPr>
+              <w:pStyle w:val="Compact"/>
+              <w:jc w:val="left"/>
+            </w:pPr>
+            <w:r>
+              <w:rPr>
+                <w:color w:val="1A1A1A"/>
+                <w:sz w:val="19"/>
+              </w:rPr>
               <w:t xml:space="preserve">pechgroupholdings.tech/hackathon</w:t>
             </w:r>
           </w:p>
@@ -3343,7 +4256,9 @@
       </w:tr>
       <w:tr>
         <w:tc>
-          <w:tcPr/>
+          <w:tcPr>
+            <w:shd w:fill="E8F8FF" w:val="clear"/>
+          </w:tcPr>
           <w:p>
             <w:pPr>
               <w:pStyle w:val="Compact"/>
@@ -3353,19 +4268,27 @@
               <w:rPr>
                 <w:bCs/>
                 <w:b/>
+                <w:color w:val="1A1A1A"/>
+                <w:sz w:val="19"/>
               </w:rPr>
               <w:t xml:space="preserve">Email</w:t>
             </w:r>
           </w:p>
         </w:tc>
         <w:tc>
-          <w:tcPr/>
-          <w:p>
-            <w:pPr>
-              <w:pStyle w:val="Compact"/>
-              <w:jc w:val="left"/>
-            </w:pPr>
-            <w:r>
+          <w:tcPr>
+            <w:shd w:fill="E8F8FF" w:val="clear"/>
+          </w:tcPr>
+          <w:p>
+            <w:pPr>
+              <w:pStyle w:val="Compact"/>
+              <w:jc w:val="left"/>
+            </w:pPr>
+            <w:r>
+              <w:rPr>
+                <w:color w:val="1A1A1A"/>
+                <w:sz w:val="19"/>
+              </w:rPr>
               <w:t xml:space="preserve">hackathon@pechgroupholdings.tech</w:t>
             </w:r>
           </w:p>
@@ -3373,7 +4296,9 @@
       </w:tr>
       <w:tr>
         <w:tc>
-          <w:tcPr/>
+          <w:tcPr>
+            <w:shd w:fill="FFFFFF" w:val="clear"/>
+          </w:tcPr>
           <w:p>
             <w:pPr>
               <w:pStyle w:val="Compact"/>
@@ -3383,19 +4308,27 @@
               <w:rPr>
                 <w:bCs/>
                 <w:b/>
+                <w:color w:val="1A1A1A"/>
+                <w:sz w:val="19"/>
               </w:rPr>
               <w:t xml:space="preserve">API Documentation</w:t>
             </w:r>
           </w:p>
         </w:tc>
         <w:tc>
-          <w:tcPr/>
-          <w:p>
-            <w:pPr>
-              <w:pStyle w:val="Compact"/>
-              <w:jc w:val="left"/>
-            </w:pPr>
-            <w:r>
+          <w:tcPr>
+            <w:shd w:fill="FFFFFF" w:val="clear"/>
+          </w:tcPr>
+          <w:p>
+            <w:pPr>
+              <w:pStyle w:val="Compact"/>
+              <w:jc w:val="left"/>
+            </w:pPr>
+            <w:r>
+              <w:rPr>
+                <w:color w:val="1A1A1A"/>
+                <w:sz w:val="19"/>
+              </w:rPr>
               <w:t xml:space="preserve">docs.pechgroupholdings.tech</w:t>
             </w:r>
           </w:p>
@@ -3403,7 +4336,9 @@
       </w:tr>
       <w:tr>
         <w:tc>
-          <w:tcPr/>
+          <w:tcPr>
+            <w:shd w:fill="E8F8FF" w:val="clear"/>
+          </w:tcPr>
           <w:p>
             <w:pPr>
               <w:pStyle w:val="Compact"/>
@@ -3413,19 +4348,27 @@
               <w:rPr>
                 <w:bCs/>
                 <w:b/>
+                <w:color w:val="1A1A1A"/>
+                <w:sz w:val="19"/>
               </w:rPr>
               <w:t xml:space="preserve">Developer Community</w:t>
             </w:r>
           </w:p>
         </w:tc>
         <w:tc>
-          <w:tcPr/>
-          <w:p>
-            <w:pPr>
-              <w:pStyle w:val="Compact"/>
-              <w:jc w:val="left"/>
-            </w:pPr>
-            <w:r>
+          <w:tcPr>
+            <w:shd w:fill="E8F8FF" w:val="clear"/>
+          </w:tcPr>
+          <w:p>
+            <w:pPr>
+              <w:pStyle w:val="Compact"/>
+              <w:jc w:val="left"/>
+            </w:pPr>
+            <w:r>
+              <w:rPr>
+                <w:color w:val="1A1A1A"/>
+                <w:sz w:val="19"/>
+              </w:rPr>
               <w:t xml:space="preserve">Discord / Slack (link provided upon registration)</w:t>
             </w:r>
           </w:p>
@@ -3433,7 +4376,9 @@
       </w:tr>
       <w:tr>
         <w:tc>
-          <w:tcPr/>
+          <w:tcPr>
+            <w:shd w:fill="FFFFFF" w:val="clear"/>
+          </w:tcPr>
           <w:p>
             <w:pPr>
               <w:pStyle w:val="Compact"/>
@@ -3443,19 +4388,27 @@
               <w:rPr>
                 <w:bCs/>
                 <w:b/>
+                <w:color w:val="1A1A1A"/>
+                <w:sz w:val="19"/>
               </w:rPr>
               <w:t xml:space="preserve">Support During Event</w:t>
             </w:r>
           </w:p>
         </w:tc>
         <w:tc>
-          <w:tcPr/>
-          <w:p>
-            <w:pPr>
-              <w:pStyle w:val="Compact"/>
-              <w:jc w:val="left"/>
-            </w:pPr>
-            <w:r>
+          <w:tcPr>
+            <w:shd w:fill="FFFFFF" w:val="clear"/>
+          </w:tcPr>
+          <w:p>
+            <w:pPr>
+              <w:pStyle w:val="Compact"/>
+              <w:jc w:val="left"/>
+            </w:pPr>
+            <w:r>
+              <w:rPr>
+                <w:color w:val="1A1A1A"/>
+                <w:sz w:val="19"/>
+              </w:rPr>
               <w:t xml:space="preserve">On-site help desk + dedicated Slack/Discord channel</w:t>
             </w:r>
           </w:p>
@@ -3463,7 +4416,9 @@
       </w:tr>
       <w:tr>
         <w:tc>
-          <w:tcPr/>
+          <w:tcPr>
+            <w:shd w:fill="E8F8FF" w:val="clear"/>
+          </w:tcPr>
           <w:p>
             <w:pPr>
               <w:pStyle w:val="Compact"/>
@@ -3473,19 +4428,27 @@
               <w:rPr>
                 <w:bCs/>
                 <w:b/>
+                <w:color w:val="1A1A1A"/>
+                <w:sz w:val="19"/>
               </w:rPr>
               <w:t xml:space="preserve">Emergency Contact</w:t>
             </w:r>
           </w:p>
         </w:tc>
         <w:tc>
-          <w:tcPr/>
-          <w:p>
-            <w:pPr>
-              <w:pStyle w:val="Compact"/>
-              <w:jc w:val="left"/>
-            </w:pPr>
-            <w:r>
+          <w:tcPr>
+            <w:shd w:fill="E8F8FF" w:val="clear"/>
+          </w:tcPr>
+          <w:p>
+            <w:pPr>
+              <w:pStyle w:val="Compact"/>
+              <w:jc w:val="left"/>
+            </w:pPr>
+            <w:r>
+              <w:rPr>
+                <w:color w:val="1A1A1A"/>
+                <w:sz w:val="19"/>
+              </w:rPr>
               <w:t xml:space="preserve">________________________</w:t>
             </w:r>
           </w:p>
@@ -3559,6 +4522,29 @@
         <w:right w:val="single" w:sz="18" w:space="24" w:color="E08A00"/>
       </w:pgBorders>
     </w:sectPr>
+    <w:p>
+      <w:pPr>
+        <w:pBdr>
+          <w:top w:val="single" w:sz="36" w:space="1" w:color="F5A623"/>
+          <w:bottom w:val="single" w:sz="12" w:space="0" w:color="00BFFF"/>
+        </w:pBdr>
+        <w:spacing w:before="300" w:after="0"/>
+      </w:pPr>
+    </w:p>
+    <w:p>
+      <w:pPr>
+        <w:jc w:val="center"/>
+        <w:spacing w:before="60" w:after="0"/>
+      </w:pPr>
+      <w:r>
+        <w:rPr>
+          <w:color w:val="0099CC"/>
+          <w:sz w:val="16"/>
+          <w:szCs w:val="16"/>
+        </w:rPr>
+        <w:t xml:space="preserve">PECH Group Holdings Ltd  |  Lagos, Nigeria  |  pechgroupholdings.tech</w:t>
+      </w:r>
+    </w:p>
   </w:body>
 </w:document>
 </file>

--- a/contracts/PECH_HACKATHON_RULES_AND_GUIDELINES.docx
+++ b/contracts/PECH_HACKATHON_RULES_AND_GUIDELINES.docx
@@ -60,86 +60,10 @@
     </w:p>
     <w:p>
       <w:pPr>
-        <w:pStyle w:val="Title"/>
-      </w:pPr>
-      <w:r>
-        <w:t xml:space="preserve">HACKATHON</w:t>
-      </w:r>
-      <w:r>
-        <w:t xml:space="preserve"> </w:t>
-      </w:r>
-      <w:r>
-        <w:t xml:space="preserve">RULES</w:t>
-      </w:r>
-      <w:r>
-        <w:t xml:space="preserve"> </w:t>
-      </w:r>
-      <w:r>
-        <w:t xml:space="preserve">AND</w:t>
-      </w:r>
-      <w:r>
-        <w:t xml:space="preserve"> </w:t>
-      </w:r>
-      <w:r>
-        <w:t xml:space="preserve">GUIDELINES</w:t>
-      </w:r>
-    </w:p>
-    <w:p>
-      <w:pPr>
-        <w:pStyle w:val="Subtitle"/>
-      </w:pPr>
-      <w:r>
-        <w:t xml:space="preserve">PECH</w:t>
-      </w:r>
-      <w:r>
-        <w:t xml:space="preserve"> </w:t>
-      </w:r>
-      <w:r>
-        <w:t xml:space="preserve">Group</w:t>
-      </w:r>
-      <w:r>
-        <w:t xml:space="preserve"> </w:t>
-      </w:r>
-      <w:r>
-        <w:t xml:space="preserve">Holdings</w:t>
-      </w:r>
-      <w:r>
-        <w:t xml:space="preserve"> </w:t>
-      </w:r>
-      <w:r>
-        <w:t xml:space="preserve">Ltd</w:t>
-      </w:r>
-    </w:p>
-    <w:bookmarkStart w:id="20" w:name="pech-group-holdings-ltd"/>
-    <w:p>
-      <w:pPr>
-        <w:pStyle w:val="Heading1"/>
-        <w:rPr>
-          <w:color w:val="0099CC"/>
-        </w:rPr>
-        <w:pBdr>
-          <w:bottom w:val="single" w:sz="18" w:space="2" w:color="F5A623"/>
-        </w:pBdr>
-      </w:pPr>
-      <w:r>
-        <w:rPr>
-          <w:b/>
-          <w:color w:val="0099CC"/>
-          <w:sz w:val="44"/>
-        </w:rPr>
-        <w:t xml:space="preserve">PECH GROUP HOLDINGS LTD</w:t>
-      </w:r>
-    </w:p>
-    <w:p>
-      <w:pPr>
         <w:pStyle w:val="FirstParagraph"/>
       </w:pPr>
       <w:r>
-        <w:rPr>
-          <w:bCs/>
-          <w:b/>
-        </w:rPr>
-        <w:t xml:space="preserve">Hackathon Rules and Guidelines</w:t>
+        <w:t xml:space="preserve">🏆</w:t>
       </w:r>
     </w:p>
     <w:p>
@@ -147,12 +71,29 @@
         <w:pStyle w:val="BodyText"/>
       </w:pPr>
       <w:r>
-        <w:rPr>
-          <w:bCs/>
-          <w:b/>
-        </w:rPr>
-        <w:t xml:space="preserve">Build on Africa’s Commerce Operating System</w:t>
-      </w:r>
+        <w:t xml:space="preserve">HACKATHON RULES AND GUIDELINES</w:t>
+      </w:r>
+    </w:p>
+    <w:p>
+      <w:pPr>
+        <w:pStyle w:val="BodyText"/>
+      </w:pPr>
+      <w:r>
+        <w:t xml:space="preserve">PECH Group Holdings Ltd</w:t>
+      </w:r>
+    </w:p>
+    <w:p>
+      <w:pPr>
+        <w:pStyle w:val="BodyText"/>
+      </w:pPr>
+      <w:r>
+        <w:t xml:space="preserve"> </w:t>
+      </w:r>
+    </w:p>
+    <w:p>
+      <w:pPr>
+        <w:pStyle w:val="BodyText"/>
+      </w:pPr>
     </w:p>
     <w:p>
       <w:r>
@@ -161,15 +102,7 @@
         </w:pict>
       </w:r>
     </w:p>
-    <w:bookmarkEnd w:id="20"/>
-    <w:p>
-      <w:r>
-        <w:pict>
-          <v:rect style="width:0;height:1.5pt" o:hralign="center" o:hrstd="t" o:hr="t"/>
-        </w:pict>
-      </w:r>
-    </w:p>
-    <w:bookmarkStart w:id="21" w:name="welcome-to-the-pech-hackathon"/>
+    <w:bookmarkStart w:id="20" w:name="welcome-to-the-pech-hackathon"/>
     <w:p>
       <w:pPr>
         <w:pBdr>
@@ -231,8 +164,8 @@
         </w:pict>
       </w:r>
     </w:p>
-    <w:bookmarkEnd w:id="21"/>
-    <w:bookmarkStart w:id="22" w:name="eligibility"/>
+    <w:bookmarkEnd w:id="20"/>
+    <w:bookmarkStart w:id="21" w:name="eligibility"/>
     <w:p>
       <w:pPr>
         <w:pBdr>
@@ -477,8 +410,8 @@
         </w:pict>
       </w:r>
     </w:p>
-    <w:bookmarkEnd w:id="22"/>
-    <w:bookmarkStart w:id="28" w:name="hackathon-tracks-and-categories"/>
+    <w:bookmarkEnd w:id="21"/>
+    <w:bookmarkStart w:id="27" w:name="hackathon-tracks-and-categories"/>
     <w:p>
       <w:pPr>
         <w:pBdr>
@@ -515,7 +448,7 @@
         <w:t xml:space="preserve">Participants must choose one primary track. Projects may span multiple tracks but will be judged in their primary category.</w:t>
       </w:r>
     </w:p>
-    <w:bookmarkStart w:id="23" w:name="track-1-iot-and-smart-devices"/>
+    <w:bookmarkStart w:id="22" w:name="track-1-iot-and-smart-devices"/>
     <w:p>
       <w:pPr>
         <w:pStyle w:val="Heading3"/>
@@ -540,8 +473,8 @@
         <w:t xml:space="preserve">Build with PECH IoT APIs to create sensor integrations, smart home/business solutions, environmental monitoring, asset tracking, predictive maintenance, and energy management systems.</w:t>
       </w:r>
     </w:p>
-    <w:bookmarkEnd w:id="23"/>
-    <w:bookmarkStart w:id="24" w:name="track-2-marketplace-and-commerce"/>
+    <w:bookmarkEnd w:id="22"/>
+    <w:bookmarkStart w:id="23" w:name="track-2-marketplace-and-commerce"/>
     <w:p>
       <w:pPr>
         <w:pStyle w:val="Heading3"/>
@@ -566,8 +499,8 @@
         <w:t xml:space="preserve">Build e-commerce plugins, vendor management tools, payment integrations, inventory solutions, dynamic pricing engines, and customer engagement tools using PECH Marketplace APIs.</w:t>
       </w:r>
     </w:p>
-    <w:bookmarkEnd w:id="24"/>
-    <w:bookmarkStart w:id="25" w:name="track-3-logistics-and-delivery"/>
+    <w:bookmarkEnd w:id="23"/>
+    <w:bookmarkStart w:id="24" w:name="track-3-logistics-and-delivery"/>
     <w:p>
       <w:pPr>
         <w:pStyle w:val="Heading3"/>
@@ -592,8 +525,8 @@
         <w:t xml:space="preserve">Create route optimization algorithms, real-time tracking solutions, last-mile delivery innovations, warehouse management tools, and fleet management systems using PECH Logistics APIs.</w:t>
       </w:r>
     </w:p>
-    <w:bookmarkEnd w:id="25"/>
-    <w:bookmarkStart w:id="26" w:name="track-4-creator-and-content"/>
+    <w:bookmarkEnd w:id="24"/>
+    <w:bookmarkStart w:id="25" w:name="track-4-creator-and-content"/>
     <w:p>
       <w:pPr>
         <w:pStyle w:val="Heading3"/>
@@ -618,8 +551,8 @@
         <w:t xml:space="preserve">Build solutions for creators deploying content, products, and services on PECH devices and platforms — including digital signage, content management, subscription tools, and audience engagement.</w:t>
       </w:r>
     </w:p>
-    <w:bookmarkEnd w:id="26"/>
-    <w:bookmarkStart w:id="27" w:name="track-5-open-innovation"/>
+    <w:bookmarkEnd w:id="25"/>
+    <w:bookmarkStart w:id="26" w:name="track-5-open-innovation"/>
     <w:p>
       <w:pPr>
         <w:pStyle w:val="Heading3"/>
@@ -651,9 +584,9 @@
         </w:pict>
       </w:r>
     </w:p>
+    <w:bookmarkEnd w:id="26"/>
     <w:bookmarkEnd w:id="27"/>
-    <w:bookmarkEnd w:id="28"/>
-    <w:bookmarkStart w:id="32" w:name="prizes-and-benefits"/>
+    <w:bookmarkStart w:id="31" w:name="prizes-and-benefits"/>
     <w:p>
       <w:pPr>
         <w:pBdr>
@@ -682,7 +615,7 @@
         <w:t xml:space="preserve">3. PRIZES AND BENEFITS</w:t>
       </w:r>
     </w:p>
-    <w:bookmarkStart w:id="29" w:name="monetary-rewards-when-applicable"/>
+    <w:bookmarkStart w:id="28" w:name="monetary-rewards-when-applicable"/>
     <w:p>
       <w:pPr>
         <w:pStyle w:val="Heading3"/>
@@ -1106,8 +1039,8 @@
         </w:tc>
       </w:tr>
     </w:tbl>
-    <w:bookmarkEnd w:id="29"/>
-    <w:bookmarkStart w:id="30" w:name="X53ea971491201ba0d787368dbd2426bf2fbc37c"/>
+    <w:bookmarkEnd w:id="28"/>
+    <w:bookmarkStart w:id="29" w:name="X53ea971491201ba0d787368dbd2426bf2fbc37c"/>
     <w:p>
       <w:pPr>
         <w:pStyle w:val="Heading3"/>
@@ -1347,8 +1280,8 @@
         </w:tc>
       </w:tr>
     </w:tbl>
-    <w:bookmarkEnd w:id="30"/>
-    <w:bookmarkStart w:id="31" w:name="all-participants-receive"/>
+    <w:bookmarkEnd w:id="29"/>
+    <w:bookmarkStart w:id="30" w:name="all-participants-receive"/>
     <w:p>
       <w:pPr>
         <w:pStyle w:val="Heading3"/>
@@ -1444,9 +1377,9 @@
         </w:pict>
       </w:r>
     </w:p>
+    <w:bookmarkEnd w:id="30"/>
     <w:bookmarkEnd w:id="31"/>
-    <w:bookmarkEnd w:id="32"/>
-    <w:bookmarkStart w:id="33" w:name="timeline-and-schedule"/>
+    <w:bookmarkStart w:id="32" w:name="timeline-and-schedule"/>
     <w:p>
       <w:pPr>
         <w:pBdr>
@@ -2029,8 +1962,8 @@
         </w:pict>
       </w:r>
     </w:p>
-    <w:bookmarkEnd w:id="33"/>
-    <w:bookmarkStart w:id="35" w:name="judging-criteria"/>
+    <w:bookmarkEnd w:id="32"/>
+    <w:bookmarkStart w:id="34" w:name="judging-criteria"/>
     <w:p>
       <w:pPr>
         <w:pBdr>
@@ -2450,7 +2383,7 @@
         </w:tc>
       </w:tr>
     </w:tbl>
-    <w:bookmarkStart w:id="34" w:name="bonus-points"/>
+    <w:bookmarkStart w:id="33" w:name="bonus-points"/>
     <w:p>
       <w:pPr>
         <w:pStyle w:val="Heading3"/>
@@ -2510,9 +2443,9 @@
         </w:pict>
       </w:r>
     </w:p>
+    <w:bookmarkEnd w:id="33"/>
     <w:bookmarkEnd w:id="34"/>
-    <w:bookmarkEnd w:id="35"/>
-    <w:bookmarkStart w:id="36" w:name="rules-dos"/>
+    <w:bookmarkStart w:id="35" w:name="rules-dos"/>
     <w:p>
       <w:pPr>
         <w:pBdr>
@@ -2740,8 +2673,8 @@
         </w:pict>
       </w:r>
     </w:p>
-    <w:bookmarkEnd w:id="36"/>
-    <w:bookmarkStart w:id="37" w:name="rules-donts"/>
+    <w:bookmarkEnd w:id="35"/>
+    <w:bookmarkStart w:id="36" w:name="rules-donts"/>
     <w:p>
       <w:pPr>
         <w:pBdr>
@@ -2969,8 +2902,8 @@
         </w:pict>
       </w:r>
     </w:p>
-    <w:bookmarkEnd w:id="37"/>
-    <w:bookmarkStart w:id="38" w:name="intellectual-property"/>
+    <w:bookmarkEnd w:id="36"/>
+    <w:bookmarkStart w:id="37" w:name="intellectual-property"/>
     <w:p>
       <w:pPr>
         <w:pBdr>
@@ -3174,8 +3107,8 @@
         </w:pict>
       </w:r>
     </w:p>
-    <w:bookmarkEnd w:id="38"/>
-    <w:bookmarkStart w:id="39" w:name="code-of-conduct"/>
+    <w:bookmarkEnd w:id="37"/>
+    <w:bookmarkStart w:id="38" w:name="code-of-conduct"/>
     <w:p>
       <w:pPr>
         <w:pBdr>
@@ -3401,8 +3334,8 @@
         </w:pict>
       </w:r>
     </w:p>
-    <w:bookmarkEnd w:id="39"/>
-    <w:bookmarkStart w:id="40" w:name="data-and-privacy"/>
+    <w:bookmarkEnd w:id="38"/>
+    <w:bookmarkStart w:id="39" w:name="data-and-privacy"/>
     <w:p>
       <w:pPr>
         <w:pBdr>
@@ -3550,8 +3483,8 @@
         </w:pict>
       </w:r>
     </w:p>
-    <w:bookmarkEnd w:id="40"/>
-    <w:bookmarkStart w:id="41" w:name="liability-and-disclaimers"/>
+    <w:bookmarkEnd w:id="39"/>
+    <w:bookmarkStart w:id="40" w:name="liability-and-disclaimers"/>
     <w:p>
       <w:pPr>
         <w:pBdr>
@@ -3673,8 +3606,8 @@
         </w:pict>
       </w:r>
     </w:p>
-    <w:bookmarkEnd w:id="41"/>
-    <w:bookmarkStart w:id="42" w:name="post-hackathon-opportunities"/>
+    <w:bookmarkEnd w:id="40"/>
+    <w:bookmarkStart w:id="41" w:name="post-hackathon-opportunities"/>
     <w:p>
       <w:pPr>
         <w:pBdr>
@@ -3869,8 +3802,8 @@
         </w:pict>
       </w:r>
     </w:p>
-    <w:bookmarkEnd w:id="42"/>
-    <w:bookmarkStart w:id="43" w:name="registration-and-participation-agreement"/>
+    <w:bookmarkEnd w:id="41"/>
+    <w:bookmarkStart w:id="42" w:name="registration-and-participation-agreement"/>
     <w:p>
       <w:pPr>
         <w:pBdr>
@@ -4122,8 +4055,8 @@
         </w:pict>
       </w:r>
     </w:p>
-    <w:bookmarkEnd w:id="43"/>
-    <w:bookmarkStart w:id="44" w:name="contact-and-support"/>
+    <w:bookmarkEnd w:id="42"/>
+    <w:bookmarkStart w:id="43" w:name="contact-and-support"/>
     <w:p>
       <w:pPr>
         <w:pBdr>
@@ -4513,15 +4446,8 @@
         <w:t xml:space="preserve">PECH Group Holdings Ltd | pechgroupholdings.tech</w:t>
       </w:r>
     </w:p>
-    <w:bookmarkEnd w:id="44"/>
-    <w:sectPr>
-      <w:pgBorders w:offsetFrom="page">
-        <w:top w:val="single" w:sz="18" w:space="24" w:color="00BFFF"/>
-        <w:left w:val="single" w:sz="18" w:space="24" w:color="0099CC"/>
-        <w:bottom w:val="single" w:sz="18" w:space="24" w:color="F5A623"/>
-        <w:right w:val="single" w:sz="18" w:space="24" w:color="E08A00"/>
-      </w:pgBorders>
-    </w:sectPr>
+    <w:bookmarkEnd w:id="43"/>
+    <w:sectPr/>
     <w:p>
       <w:pPr>
         <w:pBdr>
